--- a/fuentes/CFA2_22844_DU.docx
+++ b/fuentes/CFA2_22844_DU.docx
@@ -303,14 +303,6 @@
                               </w:rPr>
                               <w:t>software</w:t>
                             </w:r>
-                            <w:r>
-                              <w:rPr>
-                                <w:b/>
-                                <w:color w:val="FFFFFF"/>
-                                <w:sz w:val="72"/>
-                              </w:rPr>
-                              <w:t>.</w:t>
-                            </w:r>
                           </w:p>
                         </w:txbxContent>
                       </wps:txbx>
@@ -360,14 +352,6 @@
                         </w:rPr>
                         <w:t>software</w:t>
                       </w:r>
-                      <w:r>
-                        <w:rPr>
-                          <w:b/>
-                          <w:color w:val="FFFFFF"/>
-                          <w:sz w:val="72"/>
-                        </w:rPr>
-                        <w:t>.</w:t>
-                      </w:r>
                     </w:p>
                   </w:txbxContent>
                 </v:textbox>
@@ -2484,7 +2468,7 @@
             <w:noProof/>
             <w:webHidden/>
           </w:rPr>
-          <w:t>48</w:t>
+          <w:t>47</w:t>
         </w:r>
         <w:r>
           <w:rPr>
@@ -2556,7 +2540,7 @@
             <w:noProof/>
             <w:webHidden/>
           </w:rPr>
-          <w:t>49</w:t>
+          <w:t>48</w:t>
         </w:r>
         <w:r>
           <w:rPr>
@@ -2629,7 +2613,7 @@
             <w:noProof/>
             <w:webHidden/>
           </w:rPr>
-          <w:t>51</w:t>
+          <w:t>50</w:t>
         </w:r>
         <w:r>
           <w:rPr>
@@ -2701,7 +2685,7 @@
             <w:noProof/>
             <w:webHidden/>
           </w:rPr>
-          <w:t>52</w:t>
+          <w:t>51</w:t>
         </w:r>
         <w:r>
           <w:rPr>
@@ -2893,10 +2877,10 @@
           <w:lang w:val="en-US"/>
         </w:rPr>
         <w:drawing>
-          <wp:inline distT="0" distB="0" distL="0" distR="0" wp14:anchorId="331DCA27" wp14:editId="369E651F">
-            <wp:extent cx="4809985" cy="2705616"/>
-            <wp:effectExtent l="0" t="0" r="0" b="0"/>
-            <wp:docPr id="5" name="Imagen 5">
+          <wp:inline distT="0" distB="0" distL="0" distR="0" wp14:anchorId="789248CC" wp14:editId="30531F9D">
+            <wp:extent cx="4680000" cy="2631600"/>
+            <wp:effectExtent l="0" t="0" r="6350" b="0"/>
+            <wp:docPr id="7" name="Imagen 7">
               <a:extLst xmlns:a="http://schemas.openxmlformats.org/drawingml/2006/main">
                 <a:ext uri="{C183D7F6-B498-43B3-948B-1728B52AA6E4}">
                   <adec:decorative xmlns:adec="http://schemas.microsoft.com/office/drawing/2017/decorative" val="1"/>
@@ -2931,7 +2915,7 @@
                   <pic:spPr bwMode="auto">
                     <a:xfrm>
                       <a:off x="0" y="0"/>
-                      <a:ext cx="4829601" cy="2716650"/>
+                      <a:ext cx="4680000" cy="2631600"/>
                     </a:xfrm>
                     <a:prstGeom prst="rect">
                       <a:avLst/>
@@ -2964,7 +2948,7 @@
         <w:rPr>
           <w:b/>
         </w:rPr>
-        <w:instrText xml:space="preserve"> HYPERLINK "https://www.youtube.com/watch?v=sdHDf9hFABw" </w:instrText>
+        <w:instrText xml:space="preserve"> HYPERLINK "https://www.youtube.com/watch?v=kWqLJl3EcGE" </w:instrText>
       </w:r>
       <w:r>
         <w:rPr>
@@ -3240,7 +3224,6 @@
         <w:t>Durante el análisis de requisitos, el equipo de trabajo revisa la información obtenida mediante entrevistas, cuestionarios, talleres o revisión documental, y la estructura de forma que pueda ser utilizada posteriormente en la especificación y diseño del sistema. Este proceso contribuye a reducir ambigüedades y a garantizar que todos los actores del proyecto tengan una comprensión compartida de las funcionalidades esperadas.</w:t>
       </w:r>
     </w:p>
-    <w:p/>
     <w:p>
       <w:r>
         <w:t>Entre las principales técnicas utilizadas en el análisis de requisitos se encuentran:</w:t>
@@ -3269,6 +3252,7 @@
         <w:t>Consiste en revisar la información obtenida y organizar los requisitos según su tipo, por ejemplo, funcionales, no funcionales o de restricción. Esta clasificación facilita su comprensión y permite establecer una estructura clara para su documentación.</w:t>
       </w:r>
     </w:p>
+    <w:p/>
     <w:p>
       <w:pPr>
         <w:pStyle w:val="Prrafodelista"/>
@@ -3531,6 +3515,7 @@
         <w:t>Una de las técnicas más utilizadas para priorizar requisitos consiste en clasificarlos según su nivel de importancia.</w:t>
       </w:r>
     </w:p>
+    <w:p/>
     <w:p>
       <w:pPr>
         <w:pStyle w:val="Tabla"/>
@@ -3812,6 +3797,7 @@
         <w:t>Una matriz de trazabilidad suele organizarse en forma de tabla, donde se relacionan los requisitos con diferentes elementos del proyecto.</w:t>
       </w:r>
     </w:p>
+    <w:p/>
     <w:p>
       <w:pPr>
         <w:pStyle w:val="Tabla"/>
@@ -4241,14 +4227,12 @@
     <w:p/>
     <w:p/>
     <w:p/>
-    <w:p/>
-    <w:p/>
-    <w:p/>
     <w:p>
       <w:pPr>
         <w:pStyle w:val="Figura"/>
       </w:pPr>
       <w:r>
+        <w:lastRenderedPageBreak/>
         <w:t>Descomposición funcional</w:t>
       </w:r>
     </w:p>
@@ -4331,6 +4315,9 @@
       <w:r>
         <w:t>Gestionar préstamos de libros</w:t>
       </w:r>
+      <w:r>
+        <w:t>.</w:t>
+      </w:r>
     </w:p>
     <w:p>
       <w:pPr>
@@ -4343,6 +4330,9 @@
       <w:r>
         <w:t>Registrar usuario</w:t>
       </w:r>
+      <w:r>
+        <w:t>.</w:t>
+      </w:r>
     </w:p>
     <w:p>
       <w:pPr>
@@ -4355,6 +4345,9 @@
       <w:r>
         <w:t>Verificar estado del usuario</w:t>
       </w:r>
+      <w:r>
+        <w:t>.</w:t>
+      </w:r>
     </w:p>
     <w:p>
       <w:pPr>
@@ -4367,6 +4360,9 @@
       <w:r>
         <w:t>Validar disponibilidad del libro</w:t>
       </w:r>
+      <w:r>
+        <w:t>.</w:t>
+      </w:r>
     </w:p>
     <w:p>
       <w:pPr>
@@ -4379,6 +4375,9 @@
       <w:r>
         <w:t>Registrar préstamo en el sistema</w:t>
       </w:r>
+      <w:r>
+        <w:t>.</w:t>
+      </w:r>
     </w:p>
     <w:p>
       <w:pPr>
@@ -4391,6 +4390,9 @@
       <w:r>
         <w:t>Consultar disponibilidad de libros</w:t>
       </w:r>
+      <w:r>
+        <w:t>.</w:t>
+      </w:r>
     </w:p>
     <w:p>
       <w:pPr>
@@ -4403,6 +4405,9 @@
       <w:r>
         <w:t>Registrar préstamo</w:t>
       </w:r>
+      <w:r>
+        <w:t>.</w:t>
+      </w:r>
     </w:p>
     <w:p>
       <w:pPr>
@@ -4413,8 +4418,10 @@
         </w:numPr>
       </w:pPr>
       <w:r>
-        <w:lastRenderedPageBreak/>
         <w:t>Registrar devolución</w:t>
+      </w:r>
+      <w:r>
+        <w:t>.</w:t>
       </w:r>
     </w:p>
     <w:p>
@@ -4428,6 +4435,9 @@
       <w:r>
         <w:t>Generar historial de préstamos</w:t>
       </w:r>
+      <w:r>
+        <w:t>.</w:t>
+      </w:r>
     </w:p>
     <w:p>
       <w:pPr>
@@ -4436,7 +4446,22 @@
     </w:p>
     <w:p>
       <w:r>
-        <w:t>En este esquema se presenta como una función principal se divide en funciones más específicas, lo que facilita comprender la estructura del sistema y definir con mayor precisión los requisitos funcionales.</w:t>
+        <w:lastRenderedPageBreak/>
+        <w:t xml:space="preserve">En este esquema se presenta </w:t>
+      </w:r>
+      <w:proofErr w:type="spellStart"/>
+      <w:r>
+        <w:t>c</w:t>
+      </w:r>
+      <w:r>
+        <w:t>ó</w:t>
+      </w:r>
+      <w:r>
+        <w:t>mo</w:t>
+      </w:r>
+      <w:proofErr w:type="spellEnd"/>
+      <w:r>
+        <w:t xml:space="preserve"> una función principal se divide en funciones más específicas, lo que facilita comprender la estructura del sistema y definir con mayor precisión los requisitos funcionales.</w:t>
       </w:r>
     </w:p>
     <w:p/>
@@ -4593,7 +4618,7 @@
     </w:p>
     <w:p>
       <w:r>
-        <w:t xml:space="preserve">Posteriormente, el estándar ISO/IEC/IEEE 29148 amplía y actualiza estas recomendaciones, proporcionando directrices más completas para la ingeniería de requisitos en el desarrollo de </w:t>
+        <w:t xml:space="preserve">Posteriormente, el estándar IEEE 830 fue declarado inactivo y reemplazado oficialmente por la norma ISO/IEC/IEEE 29148, la cual amplía y actualiza estas recomendaciones, proporcionando directrices más completas para la ingeniería de requisitos en el desarrollo de software y sistemas. Este estándar promueve una documentación organizada que facilite la trazabilidad, validación y gestión de los requisitos durante todo el ciclo de vida del </w:t>
       </w:r>
       <w:r>
         <w:rPr>
@@ -4602,17 +4627,10 @@
         <w:t>software</w:t>
       </w:r>
       <w:r>
-        <w:t xml:space="preserve"> y sistemas. Este estándar promueve una documentación organizada que facilite la trazabilidad, validación y gestión de los requisitos durante todo el ciclo de vida del </w:t>
-      </w:r>
-      <w:r>
-        <w:rPr>
-          <w:rStyle w:val="Extranjerismo"/>
-        </w:rPr>
-        <w:t>software</w:t>
-      </w:r>
-      <w:r>
         <w:t>.</w:t>
       </w:r>
+    </w:p>
+    <w:p>
       <w:r>
         <w:br/>
         <w:t xml:space="preserve">El uso de estos estándares permite que los equipos de desarrollo trabajen con documentos estructurados, comparables y fácilmente interpretables, lo que contribuye a mejorar la calidad del </w:t>
@@ -4635,7 +4653,6 @@
       </w:pPr>
       <w:bookmarkStart w:id="11" w:name="_Toc227848265"/>
       <w:r>
-        <w:lastRenderedPageBreak/>
         <w:t xml:space="preserve">Plantillas ERS (Especificación de Requisitos del </w:t>
       </w:r>
       <w:r>
@@ -4764,9 +4781,14 @@
           <w:ilvl w:val="0"/>
           <w:numId w:val="12"/>
         </w:numPr>
-      </w:pPr>
-      <w:r>
-        <w:lastRenderedPageBreak/>
+        <w:rPr>
+          <w:b/>
+        </w:rPr>
+      </w:pPr>
+      <w:r>
+        <w:rPr>
+          <w:b/>
+        </w:rPr>
         <w:t>Introducción</w:t>
       </w:r>
     </w:p>
@@ -4813,8 +4835,14 @@
           <w:ilvl w:val="0"/>
           <w:numId w:val="12"/>
         </w:numPr>
-      </w:pPr>
-      <w:r>
+        <w:rPr>
+          <w:b/>
+        </w:rPr>
+      </w:pPr>
+      <w:r>
+        <w:rPr>
+          <w:b/>
+        </w:rPr>
         <w:t>Descripción general del sistema</w:t>
       </w:r>
     </w:p>
@@ -4861,8 +4889,14 @@
           <w:ilvl w:val="0"/>
           <w:numId w:val="12"/>
         </w:numPr>
-      </w:pPr>
-      <w:r>
+        <w:rPr>
+          <w:b/>
+        </w:rPr>
+      </w:pPr>
+      <w:r>
+        <w:rPr>
+          <w:b/>
+        </w:rPr>
         <w:t>Requisitos específicos</w:t>
       </w:r>
     </w:p>
@@ -4933,7 +4967,11 @@
     </w:p>
     <w:p>
       <w:r>
-        <w:t xml:space="preserve">De esta manera, las plantillas ERS se convierten en un instrumento clave dentro del proceso de ingeniería de requisitos, ya que apoyan la organización de la información, fortalecen la comunicación entre los actores del proyecto y sirven como base para las fases posteriores de diseño, desarrollo, pruebas y validación del </w:t>
+        <w:t xml:space="preserve">De esta manera, las plantillas ERS se convierten en un instrumento clave dentro del proceso de ingeniería de requisitos, ya que apoyan la organización de la información, fortalecen la comunicación entre los actores del proyecto y sirven como </w:t>
+      </w:r>
+      <w:r>
+        <w:lastRenderedPageBreak/>
+        <w:t xml:space="preserve">base para las fases posteriores de diseño, desarrollo, pruebas y validación del </w:t>
       </w:r>
       <w:r>
         <w:rPr>
@@ -4951,7 +4989,6 @@
       </w:pPr>
       <w:bookmarkStart w:id="12" w:name="_Toc227848266"/>
       <w:r>
-        <w:lastRenderedPageBreak/>
         <w:t>Técnicas de documentación de requisitos en proyectos tradicionales</w:t>
       </w:r>
       <w:bookmarkEnd w:id="12"/>
@@ -5045,6 +5082,7 @@
     </w:p>
     <w:p>
       <w:r>
+        <w:lastRenderedPageBreak/>
         <w:t xml:space="preserve">Permiten representar gráficamente las interacciones entre los usuarios (actores) y el sistema. Estos diagramas facilitan la comprensión de las funcionalidades que debe ofrecer el </w:t>
       </w:r>
       <w:r>
@@ -5072,7 +5110,6 @@
         <w:rPr>
           <w:b/>
         </w:rPr>
-        <w:lastRenderedPageBreak/>
         <w:t>Diagramas UML (Lenguaje Unificado de Modelado)</w:t>
       </w:r>
     </w:p>
@@ -5163,12 +5200,15 @@
         <w:t>software</w:t>
       </w:r>
       <w:r>
-        <w:t xml:space="preserve"> basados en metodologías ágiles, la documentación de requisitos se caracteriza por ser más flexible, ligera y adaptable a los cambios. A diferencia de los enfoques tradicionales, en los que se busca documentar todos los requisitos desde el inicio del proyecto, en los enfoques ágiles los requisitos se refinan y ajustan de manera progresiva durante el desarrollo.</w:t>
-      </w:r>
-    </w:p>
-    <w:p>
+        <w:t xml:space="preserve"> basados en metodologías ágiles, la documentación de requisitos se caracteriza por ser más flexible, ligera y adaptable a los </w:t>
+      </w:r>
       <w:r>
         <w:lastRenderedPageBreak/>
+        <w:t>cambios. A diferencia de los enfoques tradicionales, en los que se busca documentar todos los requisitos desde el inicio del proyecto, en los enfoques ágiles los requisitos se refinan y ajustan de manera progresiva durante el desarrollo.</w:t>
+      </w:r>
+    </w:p>
+    <w:p>
+      <w:r>
         <w:t>Este tipo de documentación prioriza la comunicación constante entre los miembros del equipo y los usuarios del sistema, permitiendo incorporar mejoras o modificaciones conforme se obtienen nuevos aprendizajes sobre las necesidades del producto.</w:t>
       </w:r>
     </w:p>
@@ -5258,7 +5298,11 @@
     </w:p>
     <w:p>
       <w:r>
-        <w:t>Es una lista priorizada de todos los requisitos, funcionalidades, mejoras o correcciones que se desean incorporar en el sistema. Este listado se actualiza de manera continua a lo largo del proyecto y sirve como guía para la planificación del trabajo del equipo de desarrollo.</w:t>
+        <w:t xml:space="preserve">Es una lista priorizada de todos los requisitos, funcionalidades, mejoras o correcciones que se desean incorporar en el sistema. Este listado se actualiza de </w:t>
+      </w:r>
+      <w:r>
+        <w:lastRenderedPageBreak/>
+        <w:t>manera continua a lo largo del proyecto y sirve como guía para la planificación del trabajo del equipo de desarrollo.</w:t>
       </w:r>
     </w:p>
     <w:p/>
@@ -5275,22 +5319,46 @@
       </w:pPr>
       <w:r>
         <w:rPr>
-          <w:b/>
-        </w:rPr>
-        <w:lastRenderedPageBreak/>
-        <w:t xml:space="preserve">Sprint </w:t>
-      </w:r>
-      <w:r>
-        <w:rPr>
           <w:rStyle w:val="Extranjerismo"/>
           <w:b/>
         </w:rPr>
+        <w:t>Sprint</w:t>
+      </w:r>
+      <w:r>
+        <w:rPr>
+          <w:b/>
+        </w:rPr>
+        <w:t xml:space="preserve"> </w:t>
+      </w:r>
+      <w:r>
+        <w:rPr>
+          <w:rStyle w:val="Extranjerismo"/>
+          <w:b/>
+        </w:rPr>
         <w:t>backlog</w:t>
       </w:r>
     </w:p>
     <w:p>
       <w:r>
-        <w:t>Contiene el conjunto de historias de usuario o tareas que el equipo se compromete a desarrollar durante un ciclo de trabajo corto denominado sprint. Este backlog se define al inicio de cada iteración.</w:t>
+        <w:t xml:space="preserve">Contiene el conjunto de historias de usuario o tareas que el equipo se compromete a desarrollar durante un ciclo de trabajo corto denominado </w:t>
+      </w:r>
+      <w:r>
+        <w:rPr>
+          <w:rStyle w:val="Extranjerismo"/>
+        </w:rPr>
+        <w:t>sprint</w:t>
+      </w:r>
+      <w:r>
+        <w:t xml:space="preserve">. Este </w:t>
+      </w:r>
+      <w:r>
+        <w:rPr>
+          <w:rStyle w:val="Extranjerismo"/>
+        </w:rPr>
+        <w:t>backlog</w:t>
+      </w:r>
+      <w:r>
+        <w:t xml:space="preserve"> se define al inicio de cada iteración.</w:t>
       </w:r>
     </w:p>
     <w:p>
@@ -5313,7 +5381,21 @@
     </w:p>
     <w:p>
       <w:r>
-        <w:t>Son herramientas visuales que permiten organizar y monitorear el avance de las tareas del equipo. Generalmente se utilizan tableros tipo Kanban donde se visualizan estados como pendiente, en desarrollo y finalizado.</w:t>
+        <w:t xml:space="preserve">Son herramientas visuales que permiten organizar y monitorear el avance de las tareas del equipo. Generalmente se utilizan tableros tipo </w:t>
+      </w:r>
+      <w:bookmarkStart w:id="14" w:name="_GoBack"/>
+      <w:r>
+        <w:rPr>
+          <w:rStyle w:val="Extranjerismo"/>
+        </w:rPr>
+        <w:t>Kanban</w:t>
+      </w:r>
+      <w:r>
+        <w:t xml:space="preserve"> </w:t>
+      </w:r>
+      <w:bookmarkEnd w:id="14"/>
+      <w:r>
+        <w:t>donde se visualizan estados como pendiente, en desarrollo y finalizado.</w:t>
       </w:r>
     </w:p>
     <w:p>
@@ -5334,7 +5416,7 @@
       <w:pPr>
         <w:pStyle w:val="Ttulo1"/>
       </w:pPr>
-      <w:bookmarkStart w:id="14" w:name="_Toc227848268"/>
+      <w:bookmarkStart w:id="15" w:name="_Toc227848268"/>
       <w:r>
         <w:lastRenderedPageBreak/>
         <w:t xml:space="preserve">Validación de requisitos de </w:t>
@@ -5345,7 +5427,7 @@
         </w:rPr>
         <w:t>software</w:t>
       </w:r>
-      <w:bookmarkEnd w:id="14"/>
+      <w:bookmarkEnd w:id="15"/>
     </w:p>
     <w:p>
       <w:r>
@@ -5428,18 +5510,18 @@
           <w:lang w:eastAsia="es-CO"/>
         </w:rPr>
       </w:pPr>
-      <w:bookmarkStart w:id="15" w:name="_Toc227848269"/>
-      <w:bookmarkEnd w:id="15"/>
+      <w:bookmarkStart w:id="16" w:name="_Toc227848269"/>
+      <w:bookmarkEnd w:id="16"/>
     </w:p>
     <w:p>
       <w:pPr>
         <w:pStyle w:val="Ttulo2"/>
       </w:pPr>
-      <w:bookmarkStart w:id="16" w:name="_Toc227848270"/>
+      <w:bookmarkStart w:id="17" w:name="_Toc227848270"/>
       <w:r>
         <w:t>Criterios de validación de requisitos</w:t>
       </w:r>
-      <w:bookmarkEnd w:id="16"/>
+      <w:bookmarkEnd w:id="17"/>
     </w:p>
     <w:p>
       <w:r>
@@ -5530,9 +5612,6 @@
           <w:ilvl w:val="0"/>
           <w:numId w:val="17"/>
         </w:numPr>
-        <w:rPr>
-          <w:b/>
-        </w:rPr>
       </w:pPr>
       <w:r>
         <w:rPr>
@@ -5685,11 +5764,11 @@
       <w:pPr>
         <w:pStyle w:val="Ttulo2"/>
       </w:pPr>
-      <w:bookmarkStart w:id="17" w:name="_Toc227848271"/>
+      <w:bookmarkStart w:id="18" w:name="_Toc227848271"/>
       <w:r>
         <w:t>Técnicas de validación de requisitos</w:t>
       </w:r>
-      <w:bookmarkEnd w:id="17"/>
+      <w:bookmarkEnd w:id="18"/>
     </w:p>
     <w:p>
       <w:r>
@@ -5715,6 +5794,7 @@
         <w:t>Entre las técnicas más utilizadas para la validación de requisitos se encuentran las siguientes:</w:t>
       </w:r>
     </w:p>
+    <w:p/>
     <w:p/>
     <w:p>
       <w:pPr>
@@ -5731,8 +5811,13 @@
         <w:lastRenderedPageBreak/>
         <w:t>Revisión de requisitos</w:t>
       </w:r>
-      <w:r>
-        <w:t>: consiste en la lectura y análisis sistemático de los requisitos por parte de los miembros del equipo del proyecto y de los interesados. Durante esta revisión se identifican errores, inconsistencias o requisitos incompletos. Este proceso permite asegurar que los requisitos estén correctamente documentados y alineados con los objetivos del sistema.</w:t>
+    </w:p>
+    <w:p>
+      <w:r>
+        <w:t>C</w:t>
+      </w:r>
+      <w:r>
+        <w:t>onsiste en la lectura y análisis sistemático de los requisitos por parte de los miembros del equipo del proyecto y de los interesados. Durante esta revisión se identifican errores, inconsistencias o requisitos incompletos. Este proceso permite asegurar que los requisitos estén correctamente documentados y alineados con los objetivos del sistema.</w:t>
       </w:r>
     </w:p>
     <w:p>
@@ -5749,8 +5834,13 @@
         </w:rPr>
         <w:t>Inspecciones formales</w:t>
       </w:r>
-      <w:r>
-        <w:t>: son evaluaciones estructuradas realizadas por un grupo de especialistas que analizan detalladamente la documentación de requisitos. Este proceso sigue procedimientos definidos y roles específicos, como moderador, autor y revisores, con el fin de detectar defectos en los requisitos antes de avanzar a las siguientes etapas del desarrollo.</w:t>
+    </w:p>
+    <w:p>
+      <w:r>
+        <w:t>S</w:t>
+      </w:r>
+      <w:r>
+        <w:t>on evaluaciones estructuradas realizadas por un grupo de especialistas que analizan detalladamente la documentación de requisitos. Este proceso sigue procedimientos definidos y roles específicos, como moderador, autor y revisores, con el fin de detectar defectos en los requisitos antes de avanzar a las siguientes etapas del desarrollo.</w:t>
       </w:r>
     </w:p>
     <w:p>
@@ -5767,8 +5857,13 @@
         </w:rPr>
         <w:t>Entrevistas con usuarios y partes interesadas</w:t>
       </w:r>
-      <w:r>
-        <w:t>: a través del diálogo directo con los usuarios o interesados del proyecto se verifica si los requisitos documentados reflejan adecuadamente sus necesidades y expectativas. Esta técnica permite aclarar dudas, ampliar información y validar la pertinencia de los requisitos definidos.</w:t>
+    </w:p>
+    <w:p>
+      <w:r>
+        <w:t>A</w:t>
+      </w:r>
+      <w:r>
+        <w:t xml:space="preserve"> través del diálogo directo con los usuarios o interesados del proyecto se verifica si los requisitos documentados reflejan adecuadamente sus necesidades y expectativas. Esta técnica permite aclarar dudas, ampliar información y validar la pertinencia de los requisitos definidos.</w:t>
       </w:r>
     </w:p>
     <w:p>
@@ -5785,8 +5880,13 @@
         </w:rPr>
         <w:t>Prototipado</w:t>
       </w:r>
-      <w:r>
-        <w:t>: consiste en la construcción de representaciones preliminares del sistema, como interfaces o modelos funcionales, que permiten a los usuarios visualizar cómo funcionará el sistema. Los prototipos facilitan la retroalimentación de los usuarios y ayudan a validar si los requisitos cumplen con sus expectativas.</w:t>
+    </w:p>
+    <w:p>
+      <w:r>
+        <w:t>C</w:t>
+      </w:r>
+      <w:r>
+        <w:t>onsiste en la construcción de representaciones preliminares del sistema, como interfaces o modelos funcionales, que permiten a los usuarios visualizar cómo funcionará el sistema. Los prototipos facilitan la retroalimentación de los usuarios y ayudan a validar si los requisitos cumplen con sus expectativas.</w:t>
       </w:r>
     </w:p>
     <w:p>
@@ -5801,14 +5901,16 @@
         <w:rPr>
           <w:b/>
         </w:rPr>
+        <w:lastRenderedPageBreak/>
         <w:t>Casos de uso y escenarios</w:t>
       </w:r>
-      <w:r>
-        <w:t xml:space="preserve">: el análisis de casos de uso y escenarios de interacción permite comprobar si los requisitos describen correctamente el comportamiento esperado del sistema frente a distintas situaciones. Esta </w:t>
-      </w:r>
-      <w:r>
-        <w:lastRenderedPageBreak/>
-        <w:t>técnica ayuda a identificar omisiones o inconsistencias en los requisitos funcionales.</w:t>
+    </w:p>
+    <w:p>
+      <w:r>
+        <w:t>E</w:t>
+      </w:r>
+      <w:r>
+        <w:t>l análisis de casos de uso y escenarios de interacción permite comprobar si los requisitos describen correctamente el comportamiento esperado del sistema frente a distintas situaciones. Esta técnica ayuda a identificar omisiones o inconsistencias en los requisitos funcionales.</w:t>
       </w:r>
     </w:p>
     <w:p>
@@ -5828,6 +5930,7 @@
       <w:r>
         <w:rPr>
           <w:rStyle w:val="Extranjerismo"/>
+          <w:b/>
         </w:rPr>
         <w:t>checklists</w:t>
       </w:r>
@@ -5837,8 +5940,13 @@
         </w:rPr>
         <w:t>)</w:t>
       </w:r>
-      <w:r>
-        <w:t>: se utilizan listas de criterios previamente definidos para revisar cada requisito y verificar si cumple con características como claridad, consistencia, completitud y verificabilidad. Esta técnica facilita realizar evaluaciones sistemáticas y estandarizadas.</w:t>
+    </w:p>
+    <w:p>
+      <w:r>
+        <w:t>S</w:t>
+      </w:r>
+      <w:r>
+        <w:t>e utilizan listas de criterios previamente definidos para revisar cada requisito y verificar si cumple con características como claridad, consistencia, completitud y verificabilidad. Esta técnica facilita realizar evaluaciones sistemáticas y estandarizadas.</w:t>
       </w:r>
     </w:p>
     <w:p>
@@ -5860,11 +5968,11 @@
       <w:pPr>
         <w:pStyle w:val="Ttulo2"/>
       </w:pPr>
-      <w:bookmarkStart w:id="18" w:name="_Toc227848272"/>
+      <w:bookmarkStart w:id="19" w:name="_Toc227848272"/>
       <w:r>
         <w:t>Revisiones, auditorías y prototipos</w:t>
       </w:r>
-      <w:bookmarkEnd w:id="18"/>
+      <w:bookmarkEnd w:id="19"/>
     </w:p>
     <w:p>
       <w:r>
@@ -5880,6 +5988,7 @@
         <w:t xml:space="preserve"> también se apoya en mecanismos estructurados que permiten examinar de manera sistemática la documentación generada durante el proceso de ingeniería de requisitos. Entre estos mecanismos se destacan las revisiones, las auditorías y el uso de prototipos, los cuales contribuyen a garantizar que los requisitos sean correctos, completos y coherentes con las necesidades del sistema.</w:t>
       </w:r>
     </w:p>
+    <w:p/>
     <w:p>
       <w:pPr>
         <w:pStyle w:val="Prrafodelista"/>
@@ -5895,16 +6004,13 @@
         <w:rPr>
           <w:b/>
         </w:rPr>
+        <w:lastRenderedPageBreak/>
         <w:t>Revisiones de requisitos</w:t>
       </w:r>
     </w:p>
     <w:p>
       <w:r>
-        <w:t xml:space="preserve">Las revisiones consisten en el análisis detallado de la documentación de requisitos por parte de los miembros del equipo de desarrollo y otros actores involucrados en el proyecto, como analistas, líderes técnicos o usuarios representantes. Durante este proceso se examina la claridad, consistencia, viabilidad y pertinencia de </w:t>
-      </w:r>
-      <w:r>
-        <w:lastRenderedPageBreak/>
-        <w:t>los requisitos documentados. Las revisiones permiten detectar errores, ambigüedades o duplicidades en etapas tempranas del proyecto, lo que facilita realizar correcciones oportunas antes de iniciar el desarrollo del sistema.</w:t>
+        <w:t>Las revisiones consisten en el análisis detallado de la documentación de requisitos por parte de los miembros del equipo de desarrollo y otros actores involucrados en el proyecto, como analistas, líderes técnicos o usuarios representantes. Durante este proceso se examina la claridad, consistencia, viabilidad y pertinencia de los requisitos documentados. Las revisiones permiten detectar errores, ambigüedades o duplicidades en etapas tempranas del proyecto, lo que facilita realizar correcciones oportunas antes de iniciar el desarrollo del sistema.</w:t>
       </w:r>
     </w:p>
     <w:p>
@@ -5959,16 +6065,19 @@
     </w:p>
     <w:p>
       <w:r>
-        <w:t>prototipado consiste en la elaboración de representaciones preliminares del sistema que permiten visualizar su funcionamiento antes de su implementación definitiva. Estos prototipos pueden presentarse como bocetos de interfaces, modelos interactivos o simulaciones parciales del sistema. Su principal objetivo es facilitar la interacción con los usuarios para validar si los requisitos definidos responden a sus expectativas y necesidades reales. A través de la retroalimentación obtenida durante el uso del prototipo, es posible ajustar o redefinir requisitos que no resulten adecuados o que requieran mayor precisión.</w:t>
-      </w:r>
-    </w:p>
-    <w:p>
-      <w:r>
-        <w:t xml:space="preserve">El uso de revisiones, auditorías y prototipos fortalece el proceso de validación de requisitos, ya que permite evaluar la calidad de la información documentada desde diferentes perspectivas y con distintos niveles de formalidad, contribuyendo así al </w:t>
+        <w:t xml:space="preserve">El </w:t>
+      </w:r>
+      <w:r>
+        <w:t xml:space="preserve">prototipado consiste en la elaboración de representaciones preliminares del sistema que permiten visualizar su funcionamiento antes de su implementación definitiva. Estos prototipos pueden presentarse como bocetos de interfaces, modelos interactivos o simulaciones parciales del sistema. Su principal objetivo es facilitar la interacción con los usuarios para validar si los requisitos definidos responden a sus expectativas y necesidades reales. A través de la retroalimentación obtenida durante el </w:t>
       </w:r>
       <w:r>
         <w:lastRenderedPageBreak/>
-        <w:t xml:space="preserve">desarrollo de sistemas de </w:t>
+        <w:t>uso del prototipo, es posible ajustar o redefinir requisitos que no resulten adecuados o que requieran mayor precisión.</w:t>
+      </w:r>
+    </w:p>
+    <w:p>
+      <w:r>
+        <w:t xml:space="preserve">El uso de revisiones, auditorías y prototipos fortalece el proceso de validación de requisitos, ya que permite evaluar la calidad de la información documentada desde diferentes perspectivas y con distintos niveles de formalidad, contribuyendo así al desarrollo de sistemas de </w:t>
       </w:r>
       <w:r>
         <w:rPr>
@@ -5984,11 +6093,11 @@
       <w:pPr>
         <w:pStyle w:val="Ttulo2"/>
       </w:pPr>
-      <w:bookmarkStart w:id="19" w:name="_Toc227848273"/>
+      <w:bookmarkStart w:id="20" w:name="_Toc227848273"/>
       <w:r>
         <w:t>Manual de usuario como mecanismo de validación</w:t>
       </w:r>
-      <w:bookmarkEnd w:id="19"/>
+      <w:bookmarkEnd w:id="20"/>
     </w:p>
     <w:p>
       <w:r>
@@ -6016,6 +6125,7 @@
     </w:p>
     <w:p>
       <w:r>
+        <w:lastRenderedPageBreak/>
         <w:t>En general, un manual de usuario suele organizarse en las siguientes secciones:</w:t>
       </w:r>
     </w:p>
@@ -6047,7 +6157,7 @@
         <w:pStyle w:val="Prrafodelista"/>
         <w:numPr>
           <w:ilvl w:val="0"/>
-          <w:numId w:val="18"/>
+          <w:numId w:val="19"/>
         </w:numPr>
         <w:rPr>
           <w:b/>
@@ -6057,7 +6167,6 @@
         <w:rPr>
           <w:b/>
         </w:rPr>
-        <w:lastRenderedPageBreak/>
         <w:t>Descripción general del sistema</w:t>
       </w:r>
     </w:p>
@@ -6071,7 +6180,7 @@
         <w:pStyle w:val="Prrafodelista"/>
         <w:numPr>
           <w:ilvl w:val="0"/>
-          <w:numId w:val="18"/>
+          <w:numId w:val="19"/>
         </w:numPr>
         <w:rPr>
           <w:b/>
@@ -6086,7 +6195,16 @@
     </w:p>
     <w:p>
       <w:r>
-        <w:t xml:space="preserve">Describe las condiciones técnicas necesarias para utilizar el sistema, como hardware, </w:t>
+        <w:t xml:space="preserve">Describe las condiciones técnicas necesarias para utilizar el sistema, como </w:t>
+      </w:r>
+      <w:r>
+        <w:rPr>
+          <w:rStyle w:val="Extranjerismo"/>
+        </w:rPr>
+        <w:t>hardware</w:t>
+      </w:r>
+      <w:r>
+        <w:t xml:space="preserve">, </w:t>
       </w:r>
       <w:r>
         <w:rPr>
@@ -6103,7 +6221,7 @@
         <w:pStyle w:val="Prrafodelista"/>
         <w:numPr>
           <w:ilvl w:val="0"/>
-          <w:numId w:val="18"/>
+          <w:numId w:val="19"/>
         </w:numPr>
         <w:rPr>
           <w:b/>
@@ -6126,7 +6244,7 @@
         <w:pStyle w:val="Prrafodelista"/>
         <w:numPr>
           <w:ilvl w:val="0"/>
-          <w:numId w:val="18"/>
+          <w:numId w:val="19"/>
         </w:numPr>
         <w:rPr>
           <w:b/>
@@ -6149,7 +6267,7 @@
         <w:pStyle w:val="Prrafodelista"/>
         <w:numPr>
           <w:ilvl w:val="0"/>
-          <w:numId w:val="18"/>
+          <w:numId w:val="19"/>
         </w:numPr>
         <w:rPr>
           <w:b/>
@@ -6167,12 +6285,13 @@
         <w:t>Presenta guías o secuencias de acciones que el usuario debe seguir para realizar tareas específicas dentro del sistema.</w:t>
       </w:r>
     </w:p>
+    <w:p/>
     <w:p>
       <w:pPr>
         <w:pStyle w:val="Prrafodelista"/>
         <w:numPr>
           <w:ilvl w:val="0"/>
-          <w:numId w:val="18"/>
+          <w:numId w:val="19"/>
         </w:numPr>
         <w:rPr>
           <w:b/>
@@ -6182,6 +6301,7 @@
         <w:rPr>
           <w:b/>
         </w:rPr>
+        <w:lastRenderedPageBreak/>
         <w:t>Manejo de errores o problemas comunes</w:t>
       </w:r>
     </w:p>
@@ -6190,14 +6310,12 @@
         <w:t>Describe posibles errores o dificultades que pueden presentarse y las recomendaciones para solucionarlos.</w:t>
       </w:r>
     </w:p>
-    <w:p/>
-    <w:p/>
     <w:p>
       <w:pPr>
         <w:pStyle w:val="Prrafodelista"/>
         <w:numPr>
           <w:ilvl w:val="0"/>
-          <w:numId w:val="18"/>
+          <w:numId w:val="19"/>
         </w:numPr>
         <w:rPr>
           <w:b/>
@@ -6207,7 +6325,6 @@
         <w:rPr>
           <w:b/>
         </w:rPr>
-        <w:lastRenderedPageBreak/>
         <w:t>Glosario o términos técnicos</w:t>
       </w:r>
     </w:p>
@@ -6235,7 +6352,7 @@
       <w:pPr>
         <w:pStyle w:val="Ttulo1"/>
       </w:pPr>
-      <w:bookmarkStart w:id="20" w:name="_Toc227848274"/>
+      <w:bookmarkStart w:id="21" w:name="_Toc227848274"/>
       <w:r>
         <w:lastRenderedPageBreak/>
         <w:t xml:space="preserve">Gestión de requisitos en proyectos de </w:t>
@@ -6246,7 +6363,7 @@
         </w:rPr>
         <w:t>software</w:t>
       </w:r>
-      <w:bookmarkEnd w:id="20"/>
+      <w:bookmarkEnd w:id="21"/>
     </w:p>
     <w:p>
       <w:r>
@@ -6292,7 +6409,7 @@
         <w:pStyle w:val="Prrafodelista"/>
         <w:numPr>
           <w:ilvl w:val="0"/>
-          <w:numId w:val="18"/>
+          <w:numId w:val="19"/>
         </w:numPr>
       </w:pPr>
       <w:r>
@@ -6311,7 +6428,7 @@
         <w:pStyle w:val="Prrafodelista"/>
         <w:numPr>
           <w:ilvl w:val="0"/>
-          <w:numId w:val="18"/>
+          <w:numId w:val="19"/>
         </w:numPr>
       </w:pPr>
       <w:r>
@@ -6329,7 +6446,7 @@
         <w:pStyle w:val="Prrafodelista"/>
         <w:numPr>
           <w:ilvl w:val="0"/>
-          <w:numId w:val="18"/>
+          <w:numId w:val="19"/>
         </w:numPr>
       </w:pPr>
       <w:r>
@@ -6347,7 +6464,7 @@
         <w:pStyle w:val="Prrafodelista"/>
         <w:numPr>
           <w:ilvl w:val="0"/>
-          <w:numId w:val="18"/>
+          <w:numId w:val="19"/>
         </w:numPr>
       </w:pPr>
       <w:r>
@@ -6365,7 +6482,7 @@
         <w:pStyle w:val="Prrafodelista"/>
         <w:numPr>
           <w:ilvl w:val="0"/>
-          <w:numId w:val="18"/>
+          <w:numId w:val="19"/>
         </w:numPr>
       </w:pPr>
       <w:r>
@@ -6383,7 +6500,7 @@
         <w:pStyle w:val="Prrafodelista"/>
         <w:numPr>
           <w:ilvl w:val="0"/>
-          <w:numId w:val="18"/>
+          <w:numId w:val="19"/>
         </w:numPr>
       </w:pPr>
       <w:r>
@@ -6447,14 +6564,14 @@
           <w:lang w:eastAsia="es-CO"/>
         </w:rPr>
       </w:pPr>
-      <w:bookmarkStart w:id="21" w:name="_Toc227848275"/>
-      <w:bookmarkEnd w:id="21"/>
+      <w:bookmarkStart w:id="22" w:name="_Toc227848275"/>
+      <w:bookmarkEnd w:id="22"/>
     </w:p>
     <w:p>
       <w:pPr>
         <w:pStyle w:val="Ttulo2"/>
       </w:pPr>
-      <w:bookmarkStart w:id="22" w:name="_Toc227848276"/>
+      <w:bookmarkStart w:id="23" w:name="_Toc227848276"/>
       <w:r>
         <w:t xml:space="preserve">Contratos de </w:t>
       </w:r>
@@ -6467,7 +6584,7 @@
       <w:r>
         <w:t>: requisitos fijos y variables</w:t>
       </w:r>
-      <w:bookmarkEnd w:id="22"/>
+      <w:bookmarkEnd w:id="23"/>
     </w:p>
     <w:p>
       <w:r>
@@ -6520,7 +6637,6 @@
         <w:t xml:space="preserve"> puede establecer diferentes tipos de requisitos.</w:t>
       </w:r>
     </w:p>
-    <w:p/>
     <w:p>
       <w:r>
         <w:t>Requisitos fijos:</w:t>
@@ -6574,7 +6690,6 @@
         <w:t>El sistema debe garantizar la seguridad y protección de los datos de los usuarios.</w:t>
       </w:r>
     </w:p>
-    <w:p/>
     <w:p>
       <w:r>
         <w:t>Estos requisitos se consideran obligatorios y forman parte del alcance principal del proyecto.</w:t>
@@ -6633,41 +6748,44 @@
         <w:t>Incorporación de funcionalidades adicionales solicitadas por el cliente durante el desarrollo.</w:t>
       </w:r>
     </w:p>
+    <w:p>
+      <w:r>
+        <w:t>Estos requisitos pueden modificarse, ampliarse o ajustarse durante el proyecto mediante acuerdos entre el cliente y el equipo de desarrollo.</w:t>
+      </w:r>
+    </w:p>
+    <w:p>
+      <w:r>
+        <w:t xml:space="preserve">La diferenciación entre requisitos fijos y variables permite establecer con mayor claridad el alcance del proyecto, definir mecanismos de control frente a cambios y </w:t>
+      </w:r>
+      <w:r>
+        <w:lastRenderedPageBreak/>
+        <w:t xml:space="preserve">evitar conflictos entre las partes involucradas. Asimismo, contribuye a mejorar la planificación, el seguimiento del desarrollo del </w:t>
+      </w:r>
+      <w:r>
+        <w:rPr>
+          <w:rStyle w:val="Extranjerismo"/>
+        </w:rPr>
+        <w:t>software</w:t>
+      </w:r>
+      <w:r>
+        <w:t xml:space="preserve"> y la gestión de riesgos asociados a modificaciones en los requisitos.</w:t>
+      </w:r>
+    </w:p>
+    <w:p>
+      <w:r>
+        <w:t xml:space="preserve">En la práctica, muchos contratos de </w:t>
+      </w:r>
+      <w:r>
+        <w:rPr>
+          <w:rStyle w:val="Extranjerismo"/>
+        </w:rPr>
+        <w:t>software</w:t>
+      </w:r>
+      <w:r>
+        <w:t xml:space="preserve"> combinan ambos tipos de requisitos, estableciendo un conjunto de funcionalidades obligatorias que deben cumplirse y un conjunto de requisitos susceptibles de cambio, los cuales pueden ajustarse mediante acuerdos formales durante el desarrollo del proyecto. De esta manera se busca equilibrar la estabilidad del proyecto con la flexibilidad necesaria para adaptarse a nuevas necesidades.</w:t>
+      </w:r>
+    </w:p>
     <w:p/>
-    <w:p>
-      <w:r>
-        <w:lastRenderedPageBreak/>
-        <w:t>Estos requisitos pueden modificarse, ampliarse o ajustarse durante el proyecto mediante acuerdos entre el cliente y el equipo de desarrollo.</w:t>
-      </w:r>
-    </w:p>
-    <w:p>
-      <w:r>
-        <w:t xml:space="preserve">La diferenciación entre requisitos fijos y variables permite establecer con mayor claridad el alcance del proyecto, definir mecanismos de control frente a cambios y evitar conflictos entre las partes involucradas. Asimismo, contribuye a mejorar la planificación, el seguimiento del desarrollo del </w:t>
-      </w:r>
-      <w:r>
-        <w:rPr>
-          <w:rStyle w:val="Extranjerismo"/>
-        </w:rPr>
-        <w:t>software</w:t>
-      </w:r>
-      <w:r>
-        <w:t xml:space="preserve"> y la gestión de riesgos asociados a modificaciones en los requisitos.</w:t>
-      </w:r>
-    </w:p>
-    <w:p>
-      <w:r>
-        <w:t xml:space="preserve">En la práctica, muchos contratos de </w:t>
-      </w:r>
-      <w:r>
-        <w:rPr>
-          <w:rStyle w:val="Extranjerismo"/>
-        </w:rPr>
-        <w:t>software</w:t>
-      </w:r>
-      <w:r>
-        <w:t xml:space="preserve"> combinan ambos tipos de requisitos, estableciendo un conjunto de funcionalidades obligatorias que deben cumplirse y un conjunto de requisitos susceptibles de cambio, los cuales pueden ajustarse mediante acuerdos formales durante el desarrollo del proyecto. De esta manera se busca equilibrar la estabilidad del proyecto con la flexibilidad necesaria para adaptarse a nuevas necesidades.</w:t>
-      </w:r>
-    </w:p>
     <w:p>
       <w:pPr>
         <w:pStyle w:val="Tabla"/>
@@ -6871,7 +6989,6 @@
               <w:pStyle w:val="TextoTablas"/>
             </w:pPr>
             <w:r>
-              <w:lastRenderedPageBreak/>
               <w:t>Metodologías asociadas</w:t>
             </w:r>
           </w:p>
@@ -6916,6 +7033,7 @@
               <w:pStyle w:val="TextoTablas"/>
             </w:pPr>
             <w:r>
+              <w:lastRenderedPageBreak/>
               <w:t>Gestión de cambios</w:t>
             </w:r>
           </w:p>
@@ -6953,11 +7071,11 @@
       <w:pPr>
         <w:pStyle w:val="Ttulo2"/>
       </w:pPr>
-      <w:bookmarkStart w:id="23" w:name="_Toc227848277"/>
+      <w:bookmarkStart w:id="24" w:name="_Toc227848277"/>
       <w:r>
         <w:t>Herramientas para la gestión de requisitos</w:t>
       </w:r>
-      <w:bookmarkEnd w:id="23"/>
+      <w:bookmarkEnd w:id="24"/>
     </w:p>
     <w:p>
       <w:r>
@@ -7016,7 +7134,6 @@
         </w:numPr>
       </w:pPr>
       <w:r>
-        <w:lastRenderedPageBreak/>
         <w:t>Control de versiones y seguimiento de cambios en los requisitos.</w:t>
       </w:r>
     </w:p>
@@ -7029,6 +7146,7 @@
         </w:numPr>
       </w:pPr>
       <w:r>
+        <w:lastRenderedPageBreak/>
         <w:t>Establecimiento de relaciones de trazabilidad entre requisitos, casos de uso, diseño, desarrollo y pruebas.</w:t>
       </w:r>
     </w:p>
@@ -7086,24 +7204,49 @@
       </w:r>
     </w:p>
     <w:p>
-      <w:r>
+      <w:pPr>
+        <w:pStyle w:val="Prrafodelista"/>
+        <w:numPr>
+          <w:ilvl w:val="0"/>
+          <w:numId w:val="26"/>
+        </w:numPr>
+      </w:pPr>
+      <w:r>
+        <w:rPr>
+          <w:b/>
+        </w:rPr>
         <w:t xml:space="preserve">IBM </w:t>
       </w:r>
       <w:proofErr w:type="spellStart"/>
       <w:r>
+        <w:rPr>
+          <w:b/>
+        </w:rPr>
         <w:t>Engineering</w:t>
       </w:r>
       <w:proofErr w:type="spellEnd"/>
       <w:r>
+        <w:rPr>
+          <w:b/>
+        </w:rPr>
         <w:t xml:space="preserve"> </w:t>
       </w:r>
       <w:proofErr w:type="spellStart"/>
       <w:r>
+        <w:rPr>
+          <w:b/>
+        </w:rPr>
         <w:t>Requirements</w:t>
       </w:r>
       <w:proofErr w:type="spellEnd"/>
       <w:r>
-        <w:t xml:space="preserve"> Management DOORS: herramienta ampliamente utilizada en proyectos complejos de ingeniería y desarrollo de sistemas. Permite gestionar grandes volúmenes de requisitos y mantener trazabilidad detallada entre ellos.</w:t>
+        <w:rPr>
+          <w:b/>
+        </w:rPr>
+        <w:t xml:space="preserve"> Management DOORS</w:t>
+      </w:r>
+      <w:r>
+        <w:t>: herramienta ampliamente utilizada en proyectos complejos de ingeniería y desarrollo de sistemas. Permite gestionar grandes volúmenes de requisitos y mantener trazabilidad detallada entre ellos.</w:t>
       </w:r>
     </w:p>
     <w:p>
@@ -7152,7 +7295,6 @@
         <w:rPr>
           <w:b/>
         </w:rPr>
-        <w:lastRenderedPageBreak/>
         <w:t>Azure DevOps</w:t>
       </w:r>
       <w:r>
@@ -7172,6 +7314,7 @@
         <w:rPr>
           <w:b/>
         </w:rPr>
+        <w:lastRenderedPageBreak/>
         <w:t>ReqView</w:t>
       </w:r>
       <w:proofErr w:type="spellEnd"/>
@@ -7205,16 +7348,15 @@
       </w:r>
     </w:p>
     <w:p/>
-    <w:p/>
     <w:p>
       <w:pPr>
         <w:pStyle w:val="Ttulo2"/>
       </w:pPr>
-      <w:bookmarkStart w:id="24" w:name="_Toc227848278"/>
+      <w:bookmarkStart w:id="25" w:name="_Toc227848278"/>
       <w:r>
         <w:t>Tipos y características de herramientas de gestión de requisitos</w:t>
       </w:r>
-      <w:bookmarkEnd w:id="24"/>
+      <w:bookmarkEnd w:id="25"/>
     </w:p>
     <w:p>
       <w:r>
@@ -7240,16 +7382,18 @@
         </w:rPr>
         <w:t>Herramientas especializadas en gestión de requisitos</w:t>
       </w:r>
-      <w:r>
-        <w:t xml:space="preserve">: son herramientas diseñadas específicamente para la ingeniería de requisitos. Permiten </w:t>
-      </w:r>
+    </w:p>
+    <w:p>
+      <w:r>
+        <w:t>S</w:t>
+      </w:r>
+      <w:r>
+        <w:t>on herramientas diseñadas específicamente para la ingeniería de requisitos. Permiten registrar requisitos de forma estructurada, establecer relaciones de trazabilidad, gestionar versiones y controlar cambios en los requisitos del sistema. Estas herramientas suelen utilizarse en proyectos complejos o en organizaciones que desarrollan sistemas de gran escala.</w:t>
+      </w:r>
+    </w:p>
+    <w:p>
       <w:r>
         <w:lastRenderedPageBreak/>
-        <w:t>registrar requisitos de forma estructurada, establecer relaciones de trazabilidad, gestionar versiones y controlar cambios en los requisitos del sistema. Estas herramientas suelen utilizarse en proyectos complejos o en organizaciones que desarrollan sistemas de gran escala.</w:t>
-      </w:r>
-    </w:p>
-    <w:p>
-      <w:r>
         <w:t xml:space="preserve">Ejemplos de este tipo de herramientas incluyen IBM </w:t>
       </w:r>
       <w:proofErr w:type="spellStart"/>
@@ -7357,20 +7501,20 @@
     </w:p>
     <w:p>
       <w:r>
+        <w:t xml:space="preserve">Un ejemplo ampliamente utilizado es </w:t>
+      </w:r>
+      <w:proofErr w:type="spellStart"/>
+      <w:r>
+        <w:t>Confluence</w:t>
+      </w:r>
+      <w:proofErr w:type="spellEnd"/>
+      <w:r>
+        <w:t>, que permite a los equipos documentar requisitos, mantener registros del proyecto y facilitar la comunicación entre los participantes.</w:t>
+      </w:r>
+    </w:p>
+    <w:p>
+      <w:r>
         <w:lastRenderedPageBreak/>
-        <w:t xml:space="preserve">Un ejemplo ampliamente utilizado es </w:t>
-      </w:r>
-      <w:proofErr w:type="spellStart"/>
-      <w:r>
-        <w:t>Confluence</w:t>
-      </w:r>
-      <w:proofErr w:type="spellEnd"/>
-      <w:r>
-        <w:t>, que permite a los equipos documentar requisitos, mantener registros del proyecto y facilitar la comunicación entre los participantes.</w:t>
-      </w:r>
-    </w:p>
-    <w:p>
-      <w:r>
         <w:t xml:space="preserve">Además de su clasificación por tipo, las herramientas de gestión de requisitos presentan una serie de características comunes que facilitan su uso dentro de los proyectos de desarrollo de </w:t>
       </w:r>
       <w:r>
@@ -7383,6 +7527,7 @@
         <w:t>.</w:t>
       </w:r>
     </w:p>
+    <w:p/>
     <w:p>
       <w:pPr>
         <w:pStyle w:val="Tabla"/>
@@ -7632,11 +7777,11 @@
       <w:pPr>
         <w:pStyle w:val="Ttulo2"/>
       </w:pPr>
-      <w:bookmarkStart w:id="25" w:name="_Toc227848279"/>
+      <w:bookmarkStart w:id="26" w:name="_Toc227848279"/>
       <w:r>
         <w:t>Control y gestión de cambios en los requisitos</w:t>
       </w:r>
-      <w:bookmarkEnd w:id="25"/>
+      <w:bookmarkEnd w:id="26"/>
     </w:p>
     <w:p>
       <w:r>
@@ -7676,8 +7821,6 @@
         <w:t>De manera general, el proceso de gestión de cambios en los requisitos suele incluir las siguientes etapas:</w:t>
       </w:r>
     </w:p>
-    <w:p/>
-    <w:p/>
     <w:p>
       <w:pPr>
         <w:pStyle w:val="Prrafodelista"/>
@@ -7693,7 +7836,6 @@
         <w:rPr>
           <w:b/>
         </w:rPr>
-        <w:lastRenderedPageBreak/>
         <w:t>Solicitud de cambio</w:t>
       </w:r>
     </w:p>
@@ -7717,6 +7859,7 @@
         <w:rPr>
           <w:b/>
         </w:rPr>
+        <w:lastRenderedPageBreak/>
         <w:t>Análisis del impacto del cambio</w:t>
       </w:r>
     </w:p>
@@ -7810,7 +7953,6 @@
     </w:p>
     <w:p>
       <w:r>
-        <w:lastRenderedPageBreak/>
         <w:t xml:space="preserve">Implementar un adecuado control de cambios permite mantener la coherencia del proyecto, reducir riesgos asociados a modificaciones no controladas y garantizar que el </w:t>
       </w:r>
       <w:r>
@@ -7828,12 +7970,12 @@
       <w:pPr>
         <w:pStyle w:val="Titulosgenerales"/>
       </w:pPr>
-      <w:bookmarkStart w:id="26" w:name="_Toc227848280"/>
+      <w:bookmarkStart w:id="27" w:name="_Toc227848280"/>
       <w:r>
         <w:lastRenderedPageBreak/>
         <w:t>Síntesis</w:t>
       </w:r>
-      <w:bookmarkEnd w:id="26"/>
+      <w:bookmarkEnd w:id="27"/>
     </w:p>
     <w:p>
       <w:pPr>
@@ -7892,10 +8034,10 @@
           <w:lang w:eastAsia="es-CO"/>
         </w:rPr>
         <w:drawing>
-          <wp:inline distT="0" distB="0" distL="0" distR="0" wp14:anchorId="583D7E08" wp14:editId="129357BA">
-            <wp:extent cx="6279707" cy="3507446"/>
-            <wp:effectExtent l="0" t="0" r="6985" b="0"/>
-            <wp:docPr id="19" name="Imagen 19" descr="En la síntesis se presenta un esquema de los principales contenidos del componente formativo, describiendo la relación entre el análisis, la especificación, la validación y la gestión de requisitos en el desarrollo de software, así como las técnicas, herramientas y estándares utilizados para documentar, verificar y controlar los requisitos durante el ciclo de vida del proyecto."/>
+          <wp:inline distT="0" distB="0" distL="0" distR="0" wp14:anchorId="45AF1D9D" wp14:editId="0A85345F">
+            <wp:extent cx="6257925" cy="3495280"/>
+            <wp:effectExtent l="0" t="0" r="0" b="0"/>
+            <wp:docPr id="8" name="Imagen 8" descr="En la síntesis se presenta un esquema de los principales contenidos del componente formativo, describiendo la relación entre el análisis, la especificación, la validación y la gestión de requisitos en el desarrollo de software, así como las técnicas, herramientas y estándares utilizados para documentar, verificar y controlar los requisitos durante el ciclo de vida del proyecto."/>
             <wp:cNvGraphicFramePr>
               <a:graphicFrameLocks xmlns:a="http://schemas.openxmlformats.org/drawingml/2006/main" noChangeAspect="1"/>
             </wp:cNvGraphicFramePr>
@@ -7903,7 +8045,7 @@
               <a:graphicData uri="http://schemas.openxmlformats.org/drawingml/2006/picture">
                 <pic:pic xmlns:pic="http://schemas.openxmlformats.org/drawingml/2006/picture">
                   <pic:nvPicPr>
-                    <pic:cNvPr id="0" name="Picture 4"/>
+                    <pic:cNvPr id="0" name="Picture 3"/>
                     <pic:cNvPicPr>
                       <a:picLocks noChangeAspect="1" noChangeArrowheads="1"/>
                     </pic:cNvPicPr>
@@ -7924,7 +8066,7 @@
                   <pic:spPr bwMode="auto">
                     <a:xfrm>
                       <a:off x="0" y="0"/>
-                      <a:ext cx="6300592" cy="3519111"/>
+                      <a:ext cx="6273239" cy="3503834"/>
                     </a:xfrm>
                     <a:prstGeom prst="rect">
                       <a:avLst/>
@@ -7940,8 +8082,6 @@
     </w:p>
     <w:p>
       <w:pPr>
-        <w:spacing w:before="0" w:after="160" w:line="259" w:lineRule="auto"/>
-        <w:ind w:firstLine="0"/>
         <w:rPr>
           <w:lang w:eastAsia="es-CO"/>
         </w:rPr>
@@ -7949,16 +8089,23 @@
     </w:p>
     <w:p>
       <w:pPr>
+        <w:rPr>
+          <w:lang w:eastAsia="es-CO"/>
+        </w:rPr>
+      </w:pPr>
+    </w:p>
+    <w:p>
+      <w:pPr>
         <w:pStyle w:val="Titulosgenerales"/>
       </w:pPr>
-      <w:bookmarkStart w:id="27" w:name="_Toc176443725"/>
-      <w:bookmarkStart w:id="28" w:name="_Toc227848281"/>
+      <w:bookmarkStart w:id="28" w:name="_Toc176443725"/>
+      <w:bookmarkStart w:id="29" w:name="_Toc227848281"/>
       <w:r>
         <w:lastRenderedPageBreak/>
         <w:t>Glosario</w:t>
       </w:r>
-      <w:bookmarkEnd w:id="27"/>
       <w:bookmarkEnd w:id="28"/>
+      <w:bookmarkEnd w:id="29"/>
     </w:p>
     <w:p>
       <w:pPr>
@@ -8244,8 +8391,8 @@
           <w:lang w:val="es-MX"/>
         </w:rPr>
       </w:pPr>
-      <w:bookmarkStart w:id="29" w:name="_Toc176443726"/>
-      <w:bookmarkStart w:id="30" w:name="_Toc227848282"/>
+      <w:bookmarkStart w:id="30" w:name="_Toc176443726"/>
+      <w:bookmarkStart w:id="31" w:name="_Toc227848282"/>
       <w:r>
         <w:rPr>
           <w:lang w:val="es-MX"/>
@@ -8253,8 +8400,8 @@
         <w:lastRenderedPageBreak/>
         <w:t>Referencias bibliográficas</w:t>
       </w:r>
-      <w:bookmarkEnd w:id="29"/>
       <w:bookmarkEnd w:id="30"/>
+      <w:bookmarkEnd w:id="31"/>
     </w:p>
     <w:p>
       <w:pPr>
@@ -8266,7 +8413,7 @@
         <w:rPr>
           <w:lang w:val="es-MX" w:eastAsia="es-CO"/>
         </w:rPr>
-        <w:t>IEEE 830</w:t>
+        <w:t xml:space="preserve">ISO/IEC/IEEE 29148 </w:t>
       </w:r>
     </w:p>
     <w:p>
@@ -8279,26 +8426,53 @@
         <w:rPr>
           <w:lang w:val="es-MX" w:eastAsia="es-CO"/>
         </w:rPr>
-        <w:t xml:space="preserve">ISO/IEC/IEEE 29148 </w:t>
-      </w:r>
-    </w:p>
-    <w:p>
-      <w:pPr>
+        <w:t xml:space="preserve">IEEE </w:t>
+      </w:r>
+      <w:proofErr w:type="spellStart"/>
+      <w:r>
         <w:rPr>
           <w:lang w:val="es-MX" w:eastAsia="es-CO"/>
         </w:rPr>
-      </w:pPr>
+        <w:t>Computer</w:t>
+      </w:r>
+      <w:proofErr w:type="spellEnd"/>
       <w:r>
         <w:rPr>
           <w:lang w:val="es-MX" w:eastAsia="es-CO"/>
         </w:rPr>
-        <w:t xml:space="preserve">IEEE </w:t>
+        <w:t xml:space="preserve"> </w:t>
       </w:r>
       <w:proofErr w:type="spellStart"/>
       <w:r>
         <w:rPr>
           <w:lang w:val="es-MX" w:eastAsia="es-CO"/>
         </w:rPr>
+        <w:t>Society</w:t>
+      </w:r>
+      <w:proofErr w:type="spellEnd"/>
+      <w:r>
+        <w:rPr>
+          <w:lang w:val="es-MX" w:eastAsia="es-CO"/>
+        </w:rPr>
+        <w:t xml:space="preserve">. (2014). Guía del SWEBOK: guía para el cuerpo de conocimiento de la ingeniería de </w:t>
+      </w:r>
+      <w:r>
+        <w:rPr>
+          <w:rStyle w:val="Extranjerismo"/>
+        </w:rPr>
+        <w:t>software</w:t>
+      </w:r>
+      <w:r>
+        <w:rPr>
+          <w:lang w:val="es-MX" w:eastAsia="es-CO"/>
+        </w:rPr>
+        <w:t xml:space="preserve"> (3.ª ed.). IEEE </w:t>
+      </w:r>
+      <w:proofErr w:type="spellStart"/>
+      <w:r>
+        <w:rPr>
+          <w:lang w:val="es-MX" w:eastAsia="es-CO"/>
+        </w:rPr>
         <w:t>Computer</w:t>
       </w:r>
       <w:proofErr w:type="spellEnd"/>
@@ -8320,7 +8494,104 @@
         <w:rPr>
           <w:lang w:val="es-MX" w:eastAsia="es-CO"/>
         </w:rPr>
-        <w:t xml:space="preserve">. (2014). Guía del SWEBOK: guía para el cuerpo de conocimiento de la ingeniería de </w:t>
+        <w:t xml:space="preserve"> </w:t>
+      </w:r>
+      <w:proofErr w:type="spellStart"/>
+      <w:r>
+        <w:rPr>
+          <w:lang w:val="es-MX" w:eastAsia="es-CO"/>
+        </w:rPr>
+        <w:t>Press</w:t>
+      </w:r>
+      <w:proofErr w:type="spellEnd"/>
+      <w:r>
+        <w:rPr>
+          <w:lang w:val="es-MX" w:eastAsia="es-CO"/>
+        </w:rPr>
+        <w:t>.</w:t>
+      </w:r>
+    </w:p>
+    <w:p>
+      <w:pPr>
+        <w:rPr>
+          <w:lang w:val="es-MX" w:eastAsia="es-CO"/>
+        </w:rPr>
+      </w:pPr>
+      <w:r>
+        <w:rPr>
+          <w:lang w:val="es-MX" w:eastAsia="es-CO"/>
+        </w:rPr>
+        <w:t xml:space="preserve">International </w:t>
+      </w:r>
+      <w:proofErr w:type="spellStart"/>
+      <w:r>
+        <w:rPr>
+          <w:lang w:val="es-MX" w:eastAsia="es-CO"/>
+        </w:rPr>
+        <w:t>Organization</w:t>
+      </w:r>
+      <w:proofErr w:type="spellEnd"/>
+      <w:r>
+        <w:rPr>
+          <w:lang w:val="es-MX" w:eastAsia="es-CO"/>
+        </w:rPr>
+        <w:t xml:space="preserve"> </w:t>
+      </w:r>
+      <w:proofErr w:type="spellStart"/>
+      <w:r>
+        <w:rPr>
+          <w:lang w:val="es-MX" w:eastAsia="es-CO"/>
+        </w:rPr>
+        <w:t>for</w:t>
+      </w:r>
+      <w:proofErr w:type="spellEnd"/>
+      <w:r>
+        <w:rPr>
+          <w:lang w:val="es-MX" w:eastAsia="es-CO"/>
+        </w:rPr>
+        <w:t xml:space="preserve"> </w:t>
+      </w:r>
+      <w:proofErr w:type="spellStart"/>
+      <w:r>
+        <w:rPr>
+          <w:lang w:val="es-MX" w:eastAsia="es-CO"/>
+        </w:rPr>
+        <w:t>Standardization</w:t>
+      </w:r>
+      <w:proofErr w:type="spellEnd"/>
+      <w:r>
+        <w:rPr>
+          <w:lang w:val="es-MX" w:eastAsia="es-CO"/>
+        </w:rPr>
+        <w:t xml:space="preserve">, International </w:t>
+      </w:r>
+      <w:proofErr w:type="spellStart"/>
+      <w:r>
+        <w:rPr>
+          <w:lang w:val="es-MX" w:eastAsia="es-CO"/>
+        </w:rPr>
+        <w:t>Electrotechnical</w:t>
+      </w:r>
+      <w:proofErr w:type="spellEnd"/>
+      <w:r>
+        <w:rPr>
+          <w:lang w:val="es-MX" w:eastAsia="es-CO"/>
+        </w:rPr>
+        <w:t xml:space="preserve"> </w:t>
+      </w:r>
+      <w:proofErr w:type="spellStart"/>
+      <w:r>
+        <w:rPr>
+          <w:lang w:val="es-MX" w:eastAsia="es-CO"/>
+        </w:rPr>
+        <w:t>Commission</w:t>
+      </w:r>
+      <w:proofErr w:type="spellEnd"/>
+      <w:r>
+        <w:rPr>
+          <w:lang w:val="es-MX" w:eastAsia="es-CO"/>
+        </w:rPr>
+        <w:t xml:space="preserve">, &amp; IEEE. (2018). ISO/IEC/IEEE 29148:2018. Ingeniería de sistemas y </w:t>
       </w:r>
       <w:r>
         <w:rPr>
@@ -8332,42 +8603,112 @@
         <w:rPr>
           <w:lang w:val="es-MX" w:eastAsia="es-CO"/>
         </w:rPr>
-        <w:t xml:space="preserve"> (3.ª ed.). IEEE </w:t>
-      </w:r>
+        <w:t xml:space="preserve"> - Procesos del ciclo de vida - Ingeniería de requisitos. ISO.</w:t>
+      </w:r>
+    </w:p>
+    <w:p>
+      <w:pPr>
+        <w:rPr>
+          <w:lang w:val="es-MX" w:eastAsia="es-CO"/>
+        </w:rPr>
+      </w:pPr>
+      <w:r>
+        <w:rPr>
+          <w:lang w:val="es-MX" w:eastAsia="es-CO"/>
+        </w:rPr>
+        <w:t>Kendall, Kenneth E., &amp; Kendall, Julie E. (2011). Análisis y diseño de sistemas (8.ª ed.). Pearson Educación.</w:t>
+      </w:r>
+    </w:p>
+    <w:p>
+      <w:pPr>
+        <w:rPr>
+          <w:lang w:val="es-MX" w:eastAsia="es-CO"/>
+        </w:rPr>
+      </w:pPr>
       <w:proofErr w:type="spellStart"/>
       <w:r>
         <w:rPr>
           <w:lang w:val="es-MX" w:eastAsia="es-CO"/>
         </w:rPr>
-        <w:t>Computer</w:t>
+        <w:t>Larman</w:t>
       </w:r>
       <w:proofErr w:type="spellEnd"/>
       <w:r>
         <w:rPr>
           <w:lang w:val="es-MX" w:eastAsia="es-CO"/>
         </w:rPr>
-        <w:t xml:space="preserve"> </w:t>
+        <w:t>, Craig (2003). UML y patrones: introducción al análisis y diseño orientado a objetos (2.ª ed.). Prentice Hall.</w:t>
+      </w:r>
+    </w:p>
+    <w:p>
+      <w:pPr>
+        <w:rPr>
+          <w:lang w:val="es-MX" w:eastAsia="es-CO"/>
+        </w:rPr>
+      </w:pPr>
+      <w:r>
+        <w:rPr>
+          <w:lang w:val="es-MX" w:eastAsia="es-CO"/>
+        </w:rPr>
+        <w:t xml:space="preserve">Organización Internacional de Normalización. (2018). ISO/IEC/IEEE 29148: Ingeniería de sistemas y </w:t>
+      </w:r>
+      <w:r>
+        <w:rPr>
+          <w:rStyle w:val="Extranjerismo"/>
+        </w:rPr>
+        <w:t>software</w:t>
+      </w:r>
+      <w:r>
+        <w:rPr>
+          <w:lang w:val="es-MX" w:eastAsia="es-CO"/>
+        </w:rPr>
+        <w:t>. Procesos del ciclo de vida. Requisitos. ISO.</w:t>
+      </w:r>
+    </w:p>
+    <w:p>
+      <w:pPr>
+        <w:rPr>
+          <w:lang w:val="es-MX" w:eastAsia="es-CO"/>
+        </w:rPr>
+      </w:pPr>
+      <w:r>
+        <w:rPr>
+          <w:lang w:val="es-MX" w:eastAsia="es-CO"/>
+        </w:rPr>
+        <w:t xml:space="preserve">Pressman, Roger S., &amp; </w:t>
       </w:r>
       <w:proofErr w:type="spellStart"/>
       <w:r>
         <w:rPr>
           <w:lang w:val="es-MX" w:eastAsia="es-CO"/>
         </w:rPr>
-        <w:t>Society</w:t>
+        <w:t>Maxim</w:t>
       </w:r>
       <w:proofErr w:type="spellEnd"/>
       <w:r>
         <w:rPr>
           <w:lang w:val="es-MX" w:eastAsia="es-CO"/>
         </w:rPr>
-        <w:t xml:space="preserve"> </w:t>
+        <w:t xml:space="preserve">, Bruce R. (2020). Ingeniería del </w:t>
+      </w:r>
+      <w:r>
+        <w:rPr>
+          <w:rStyle w:val="Extranjerismo"/>
+        </w:rPr>
+        <w:t>software</w:t>
+      </w:r>
+      <w:r>
+        <w:rPr>
+          <w:lang w:val="es-MX" w:eastAsia="es-CO"/>
+        </w:rPr>
+        <w:t xml:space="preserve">: un enfoque práctico (9.ª ed.). McGraw-Hill </w:t>
       </w:r>
       <w:proofErr w:type="spellStart"/>
       <w:r>
         <w:rPr>
           <w:lang w:val="es-MX" w:eastAsia="es-CO"/>
         </w:rPr>
-        <w:t>Press</w:t>
+        <w:t>Education</w:t>
       </w:r>
       <w:proofErr w:type="spellEnd"/>
       <w:r>
@@ -8387,267 +8728,60 @@
         <w:rPr>
           <w:lang w:val="es-MX" w:eastAsia="es-CO"/>
         </w:rPr>
-        <w:t xml:space="preserve">International </w:t>
-      </w:r>
-      <w:proofErr w:type="spellStart"/>
+        <w:t xml:space="preserve">Sommerville, Ian (2016). Ingeniería del </w:t>
+      </w:r>
+      <w:r>
+        <w:rPr>
+          <w:rStyle w:val="Extranjerismo"/>
+        </w:rPr>
+        <w:t>software</w:t>
+      </w:r>
       <w:r>
         <w:rPr>
           <w:lang w:val="es-MX" w:eastAsia="es-CO"/>
         </w:rPr>
-        <w:t>Organization</w:t>
-      </w:r>
-      <w:proofErr w:type="spellEnd"/>
-      <w:r>
+        <w:t xml:space="preserve"> (10.ª ed.). Pearson Educación.</w:t>
+      </w:r>
+    </w:p>
+    <w:p>
+      <w:pPr>
         <w:rPr>
           <w:lang w:val="es-MX" w:eastAsia="es-CO"/>
         </w:rPr>
-        <w:t xml:space="preserve"> </w:t>
-      </w:r>
-      <w:proofErr w:type="spellStart"/>
+      </w:pPr>
       <w:r>
         <w:rPr>
           <w:lang w:val="es-MX" w:eastAsia="es-CO"/>
         </w:rPr>
-        <w:t>for</w:t>
-      </w:r>
-      <w:proofErr w:type="spellEnd"/>
-      <w:r>
+        <w:t>Sommerville, Ian, &amp; Sawyer, Pete (2011). Ingeniería de requisitos: procesos y técnicas. Pearson Educación.</w:t>
+      </w:r>
+    </w:p>
+    <w:p>
+      <w:pPr>
         <w:rPr>
           <w:lang w:val="es-MX" w:eastAsia="es-CO"/>
         </w:rPr>
-        <w:t xml:space="preserve"> </w:t>
-      </w:r>
-      <w:proofErr w:type="spellStart"/>
-      <w:r>
+      </w:pPr>
+    </w:p>
+    <w:p>
+      <w:pPr>
         <w:rPr>
           <w:lang w:val="es-MX" w:eastAsia="es-CO"/>
         </w:rPr>
-        <w:t>Standardization</w:t>
-      </w:r>
-      <w:proofErr w:type="spellEnd"/>
-      <w:r>
-        <w:rPr>
-          <w:lang w:val="es-MX" w:eastAsia="es-CO"/>
-        </w:rPr>
-        <w:t xml:space="preserve">, International </w:t>
-      </w:r>
-      <w:proofErr w:type="spellStart"/>
-      <w:r>
-        <w:rPr>
-          <w:lang w:val="es-MX" w:eastAsia="es-CO"/>
-        </w:rPr>
-        <w:t>Electrotechnical</w:t>
-      </w:r>
-      <w:proofErr w:type="spellEnd"/>
-      <w:r>
-        <w:rPr>
-          <w:lang w:val="es-MX" w:eastAsia="es-CO"/>
-        </w:rPr>
-        <w:t xml:space="preserve"> </w:t>
-      </w:r>
-      <w:proofErr w:type="spellStart"/>
-      <w:r>
-        <w:rPr>
-          <w:lang w:val="es-MX" w:eastAsia="es-CO"/>
-        </w:rPr>
-        <w:t>Commission</w:t>
-      </w:r>
-      <w:proofErr w:type="spellEnd"/>
-      <w:r>
-        <w:rPr>
-          <w:lang w:val="es-MX" w:eastAsia="es-CO"/>
-        </w:rPr>
-        <w:t xml:space="preserve">, &amp; IEEE. (2018). ISO/IEC/IEEE 29148:2018. Ingeniería de sistemas y </w:t>
-      </w:r>
-      <w:r>
-        <w:rPr>
-          <w:rStyle w:val="Extranjerismo"/>
-        </w:rPr>
-        <w:t>software</w:t>
-      </w:r>
-      <w:r>
-        <w:rPr>
-          <w:lang w:val="es-MX" w:eastAsia="es-CO"/>
-        </w:rPr>
-        <w:t xml:space="preserve"> - Procesos del ciclo de vida - Ingeniería de requisitos. ISO.</w:t>
-      </w:r>
-    </w:p>
-    <w:p>
-      <w:pPr>
-        <w:rPr>
-          <w:lang w:val="es-MX" w:eastAsia="es-CO"/>
-        </w:rPr>
-      </w:pPr>
-      <w:r>
-        <w:rPr>
-          <w:lang w:val="es-MX" w:eastAsia="es-CO"/>
-        </w:rPr>
-        <w:t>Kendall, Kenneth E., &amp; Kendall, Julie E. (2011). Análisis y diseño de sistemas (8.ª ed.). Pearson Educación.</w:t>
-      </w:r>
-    </w:p>
-    <w:p>
-      <w:pPr>
-        <w:rPr>
-          <w:lang w:val="es-MX" w:eastAsia="es-CO"/>
-        </w:rPr>
-      </w:pPr>
-      <w:proofErr w:type="spellStart"/>
-      <w:r>
-        <w:rPr>
-          <w:lang w:val="es-MX" w:eastAsia="es-CO"/>
-        </w:rPr>
-        <w:t>Larman</w:t>
-      </w:r>
-      <w:proofErr w:type="spellEnd"/>
-      <w:r>
-        <w:rPr>
-          <w:lang w:val="es-MX" w:eastAsia="es-CO"/>
-        </w:rPr>
-        <w:t>, Craig (2003). UML y patrones: introducción al análisis y diseño orientado a objetos (2.ª ed.). Prentice Hall.</w:t>
-      </w:r>
-    </w:p>
-    <w:p>
-      <w:pPr>
-        <w:rPr>
-          <w:lang w:val="es-MX" w:eastAsia="es-CO"/>
-        </w:rPr>
-      </w:pPr>
-      <w:r>
-        <w:rPr>
-          <w:lang w:val="es-MX" w:eastAsia="es-CO"/>
-        </w:rPr>
-        <w:t xml:space="preserve">Organización Internacional de Normalización. (2018). ISO/IEC/IEEE 29148: Ingeniería de sistemas y </w:t>
-      </w:r>
-      <w:r>
-        <w:rPr>
-          <w:rStyle w:val="Extranjerismo"/>
-        </w:rPr>
-        <w:t>software</w:t>
-      </w:r>
-      <w:r>
-        <w:rPr>
-          <w:lang w:val="es-MX" w:eastAsia="es-CO"/>
-        </w:rPr>
-        <w:t>. Procesos del ciclo de vida. Requisitos. ISO.</w:t>
-      </w:r>
-    </w:p>
-    <w:p>
-      <w:pPr>
-        <w:rPr>
-          <w:lang w:val="es-MX" w:eastAsia="es-CO"/>
-        </w:rPr>
-      </w:pPr>
-      <w:r>
-        <w:rPr>
-          <w:lang w:val="es-MX" w:eastAsia="es-CO"/>
-        </w:rPr>
-        <w:t xml:space="preserve">Pressman, Roger S., &amp; </w:t>
-      </w:r>
-      <w:proofErr w:type="spellStart"/>
-      <w:r>
-        <w:rPr>
-          <w:lang w:val="es-MX" w:eastAsia="es-CO"/>
-        </w:rPr>
-        <w:t>Maxim</w:t>
-      </w:r>
-      <w:proofErr w:type="spellEnd"/>
-      <w:r>
-        <w:rPr>
-          <w:lang w:val="es-MX" w:eastAsia="es-CO"/>
-        </w:rPr>
-        <w:t xml:space="preserve">, Bruce R. (2020). Ingeniería del </w:t>
-      </w:r>
-      <w:r>
-        <w:rPr>
-          <w:rStyle w:val="Extranjerismo"/>
-        </w:rPr>
-        <w:t>software</w:t>
-      </w:r>
-      <w:r>
-        <w:rPr>
-          <w:lang w:val="es-MX" w:eastAsia="es-CO"/>
-        </w:rPr>
-        <w:t xml:space="preserve">: un enfoque práctico (9.ª ed.). McGraw-Hill </w:t>
-      </w:r>
-      <w:proofErr w:type="spellStart"/>
-      <w:r>
-        <w:rPr>
-          <w:lang w:val="es-MX" w:eastAsia="es-CO"/>
-        </w:rPr>
-        <w:t>Education</w:t>
-      </w:r>
-      <w:proofErr w:type="spellEnd"/>
-      <w:r>
-        <w:rPr>
-          <w:lang w:val="es-MX" w:eastAsia="es-CO"/>
-        </w:rPr>
-        <w:t>.</w:t>
-      </w:r>
-    </w:p>
-    <w:p>
-      <w:pPr>
-        <w:rPr>
-          <w:lang w:val="es-MX" w:eastAsia="es-CO"/>
-        </w:rPr>
-      </w:pPr>
-      <w:r>
-        <w:rPr>
-          <w:lang w:val="es-MX" w:eastAsia="es-CO"/>
-        </w:rPr>
-        <w:t xml:space="preserve">Sommerville, Ian (2016). Ingeniería del </w:t>
-      </w:r>
-      <w:r>
-        <w:rPr>
-          <w:rStyle w:val="Extranjerismo"/>
-        </w:rPr>
-        <w:t>software</w:t>
-      </w:r>
-      <w:r>
-        <w:rPr>
-          <w:lang w:val="es-MX" w:eastAsia="es-CO"/>
-        </w:rPr>
-        <w:t xml:space="preserve"> (10.ª ed.). Pearson Educación.</w:t>
-      </w:r>
-    </w:p>
-    <w:p>
-      <w:pPr>
-        <w:rPr>
-          <w:lang w:val="es-MX" w:eastAsia="es-CO"/>
-        </w:rPr>
-      </w:pPr>
-      <w:r>
-        <w:rPr>
-          <w:lang w:val="es-MX" w:eastAsia="es-CO"/>
-        </w:rPr>
-        <w:t>Sommerville, Ian, &amp; Sawyer, Pete (2011). Ingeniería de requisitos: procesos y técnicas. Pearson Educación.</w:t>
-      </w:r>
-    </w:p>
-    <w:p>
-      <w:pPr>
-        <w:rPr>
-          <w:lang w:val="es-MX" w:eastAsia="es-CO"/>
-        </w:rPr>
-      </w:pPr>
-    </w:p>
-    <w:p>
-      <w:pPr>
-        <w:rPr>
-          <w:lang w:val="es-MX" w:eastAsia="es-CO"/>
-        </w:rPr>
       </w:pPr>
     </w:p>
     <w:p>
       <w:pPr>
         <w:pStyle w:val="Titulosgenerales"/>
       </w:pPr>
-      <w:bookmarkStart w:id="31" w:name="_Toc176443727"/>
-      <w:bookmarkStart w:id="32" w:name="_Toc227848283"/>
+      <w:bookmarkStart w:id="32" w:name="_Toc176443727"/>
+      <w:bookmarkStart w:id="33" w:name="_Toc227848283"/>
       <w:r>
         <w:lastRenderedPageBreak/>
         <w:t>Créditos</w:t>
       </w:r>
-      <w:bookmarkEnd w:id="31"/>
       <w:bookmarkEnd w:id="32"/>
+      <w:bookmarkEnd w:id="33"/>
     </w:p>
     <w:tbl>
       <w:tblPr>
@@ -9002,15 +9136,7 @@
               <w:rPr>
                 <w:sz w:val="24"/>
               </w:rPr>
-              <w:t xml:space="preserve"> Yobani Pena</w:t>
-            </w:r>
-            <w:bookmarkStart w:id="33" w:name="_GoBack"/>
-            <w:bookmarkEnd w:id="33"/>
-            <w:r>
-              <w:rPr>
-                <w:sz w:val="24"/>
-              </w:rPr>
-              <w:t>gos Mora</w:t>
+              <w:t xml:space="preserve"> Yobani Penagos Mora</w:t>
             </w:r>
           </w:p>
         </w:tc>
@@ -10330,6 +10456,119 @@
     </w:lvl>
   </w:abstractNum>
   <w:abstractNum w:abstractNumId="7" w15:restartNumberingAfterBreak="0">
+    <w:nsid w:val="2D1E262B"/>
+    <w:multiLevelType w:val="hybridMultilevel"/>
+    <w:tmpl w:val="11D6B0CC"/>
+    <w:lvl w:ilvl="0" w:tplc="240A0001">
+      <w:start w:val="1"/>
+      <w:numFmt w:val="bullet"/>
+      <w:lvlText w:val=""/>
+      <w:lvlJc w:val="left"/>
+      <w:pPr>
+        <w:ind w:left="1429" w:hanging="360"/>
+      </w:pPr>
+      <w:rPr>
+        <w:rFonts w:ascii="Symbol" w:hAnsi="Symbol" w:hint="default"/>
+      </w:rPr>
+    </w:lvl>
+    <w:lvl w:ilvl="1" w:tplc="240A0003" w:tentative="1">
+      <w:start w:val="1"/>
+      <w:numFmt w:val="bullet"/>
+      <w:lvlText w:val="o"/>
+      <w:lvlJc w:val="left"/>
+      <w:pPr>
+        <w:ind w:left="2149" w:hanging="360"/>
+      </w:pPr>
+      <w:rPr>
+        <w:rFonts w:ascii="Courier New" w:hAnsi="Courier New" w:cs="Courier New" w:hint="default"/>
+      </w:rPr>
+    </w:lvl>
+    <w:lvl w:ilvl="2" w:tplc="240A0005" w:tentative="1">
+      <w:start w:val="1"/>
+      <w:numFmt w:val="bullet"/>
+      <w:lvlText w:val=""/>
+      <w:lvlJc w:val="left"/>
+      <w:pPr>
+        <w:ind w:left="2869" w:hanging="360"/>
+      </w:pPr>
+      <w:rPr>
+        <w:rFonts w:ascii="Wingdings" w:hAnsi="Wingdings" w:hint="default"/>
+      </w:rPr>
+    </w:lvl>
+    <w:lvl w:ilvl="3" w:tplc="240A0001" w:tentative="1">
+      <w:start w:val="1"/>
+      <w:numFmt w:val="bullet"/>
+      <w:lvlText w:val=""/>
+      <w:lvlJc w:val="left"/>
+      <w:pPr>
+        <w:ind w:left="3589" w:hanging="360"/>
+      </w:pPr>
+      <w:rPr>
+        <w:rFonts w:ascii="Symbol" w:hAnsi="Symbol" w:hint="default"/>
+      </w:rPr>
+    </w:lvl>
+    <w:lvl w:ilvl="4" w:tplc="240A0003" w:tentative="1">
+      <w:start w:val="1"/>
+      <w:numFmt w:val="bullet"/>
+      <w:lvlText w:val="o"/>
+      <w:lvlJc w:val="left"/>
+      <w:pPr>
+        <w:ind w:left="4309" w:hanging="360"/>
+      </w:pPr>
+      <w:rPr>
+        <w:rFonts w:ascii="Courier New" w:hAnsi="Courier New" w:cs="Courier New" w:hint="default"/>
+      </w:rPr>
+    </w:lvl>
+    <w:lvl w:ilvl="5" w:tplc="240A0005" w:tentative="1">
+      <w:start w:val="1"/>
+      <w:numFmt w:val="bullet"/>
+      <w:lvlText w:val=""/>
+      <w:lvlJc w:val="left"/>
+      <w:pPr>
+        <w:ind w:left="5029" w:hanging="360"/>
+      </w:pPr>
+      <w:rPr>
+        <w:rFonts w:ascii="Wingdings" w:hAnsi="Wingdings" w:hint="default"/>
+      </w:rPr>
+    </w:lvl>
+    <w:lvl w:ilvl="6" w:tplc="240A0001" w:tentative="1">
+      <w:start w:val="1"/>
+      <w:numFmt w:val="bullet"/>
+      <w:lvlText w:val=""/>
+      <w:lvlJc w:val="left"/>
+      <w:pPr>
+        <w:ind w:left="5749" w:hanging="360"/>
+      </w:pPr>
+      <w:rPr>
+        <w:rFonts w:ascii="Symbol" w:hAnsi="Symbol" w:hint="default"/>
+      </w:rPr>
+    </w:lvl>
+    <w:lvl w:ilvl="7" w:tplc="240A0003" w:tentative="1">
+      <w:start w:val="1"/>
+      <w:numFmt w:val="bullet"/>
+      <w:lvlText w:val="o"/>
+      <w:lvlJc w:val="left"/>
+      <w:pPr>
+        <w:ind w:left="6469" w:hanging="360"/>
+      </w:pPr>
+      <w:rPr>
+        <w:rFonts w:ascii="Courier New" w:hAnsi="Courier New" w:cs="Courier New" w:hint="default"/>
+      </w:rPr>
+    </w:lvl>
+    <w:lvl w:ilvl="8" w:tplc="240A0005" w:tentative="1">
+      <w:start w:val="1"/>
+      <w:numFmt w:val="bullet"/>
+      <w:lvlText w:val=""/>
+      <w:lvlJc w:val="left"/>
+      <w:pPr>
+        <w:ind w:left="7189" w:hanging="360"/>
+      </w:pPr>
+      <w:rPr>
+        <w:rFonts w:ascii="Wingdings" w:hAnsi="Wingdings" w:hint="default"/>
+      </w:rPr>
+    </w:lvl>
+  </w:abstractNum>
+  <w:abstractNum w:abstractNumId="8" w15:restartNumberingAfterBreak="0">
     <w:nsid w:val="32800DFF"/>
     <w:multiLevelType w:val="hybridMultilevel"/>
     <w:tmpl w:val="0AE8C6AA"/>
@@ -10415,7 +10654,7 @@
       </w:pPr>
     </w:lvl>
   </w:abstractNum>
-  <w:abstractNum w:abstractNumId="8" w15:restartNumberingAfterBreak="0">
+  <w:abstractNum w:abstractNumId="9" w15:restartNumberingAfterBreak="0">
     <w:nsid w:val="335347D9"/>
     <w:multiLevelType w:val="hybridMultilevel"/>
     <w:tmpl w:val="9E24578E"/>
@@ -10501,7 +10740,7 @@
       </w:pPr>
     </w:lvl>
   </w:abstractNum>
-  <w:abstractNum w:abstractNumId="9" w15:restartNumberingAfterBreak="0">
+  <w:abstractNum w:abstractNumId="10" w15:restartNumberingAfterBreak="0">
     <w:nsid w:val="368C66F9"/>
     <w:multiLevelType w:val="hybridMultilevel"/>
     <w:tmpl w:val="4CF26CA0"/>
@@ -10614,7 +10853,7 @@
       </w:rPr>
     </w:lvl>
   </w:abstractNum>
-  <w:abstractNum w:abstractNumId="10" w15:restartNumberingAfterBreak="0">
+  <w:abstractNum w:abstractNumId="11" w15:restartNumberingAfterBreak="0">
     <w:nsid w:val="368E176E"/>
     <w:multiLevelType w:val="hybridMultilevel"/>
     <w:tmpl w:val="BDF054FE"/>
@@ -10708,7 +10947,7 @@
       </w:pPr>
     </w:lvl>
   </w:abstractNum>
-  <w:abstractNum w:abstractNumId="11" w15:restartNumberingAfterBreak="0">
+  <w:abstractNum w:abstractNumId="12" w15:restartNumberingAfterBreak="0">
     <w:nsid w:val="380A1F53"/>
     <w:multiLevelType w:val="hybridMultilevel"/>
     <w:tmpl w:val="C56C6104"/>
@@ -10821,7 +11060,7 @@
       </w:rPr>
     </w:lvl>
   </w:abstractNum>
-  <w:abstractNum w:abstractNumId="12" w15:restartNumberingAfterBreak="0">
+  <w:abstractNum w:abstractNumId="13" w15:restartNumberingAfterBreak="0">
     <w:nsid w:val="411F7246"/>
     <w:multiLevelType w:val="hybridMultilevel"/>
     <w:tmpl w:val="55A40FB6"/>
@@ -10935,7 +11174,7 @@
       </w:rPr>
     </w:lvl>
   </w:abstractNum>
-  <w:abstractNum w:abstractNumId="13" w15:restartNumberingAfterBreak="0">
+  <w:abstractNum w:abstractNumId="14" w15:restartNumberingAfterBreak="0">
     <w:nsid w:val="4EBE1EF6"/>
     <w:multiLevelType w:val="hybridMultilevel"/>
     <w:tmpl w:val="F6A60586"/>
@@ -11028,7 +11267,7 @@
       </w:pPr>
     </w:lvl>
   </w:abstractNum>
-  <w:abstractNum w:abstractNumId="14" w15:restartNumberingAfterBreak="0">
+  <w:abstractNum w:abstractNumId="15" w15:restartNumberingAfterBreak="0">
     <w:nsid w:val="56221505"/>
     <w:multiLevelType w:val="hybridMultilevel"/>
     <w:tmpl w:val="B0486C58"/>
@@ -11141,10 +11380,10 @@
       </w:rPr>
     </w:lvl>
   </w:abstractNum>
-  <w:abstractNum w:abstractNumId="15" w15:restartNumberingAfterBreak="0">
+  <w:abstractNum w:abstractNumId="16" w15:restartNumberingAfterBreak="0">
     <w:nsid w:val="586C7D01"/>
     <w:multiLevelType w:val="hybridMultilevel"/>
-    <w:tmpl w:val="2B92EE9A"/>
+    <w:tmpl w:val="E2DE146C"/>
     <w:lvl w:ilvl="0" w:tplc="240A0017">
       <w:start w:val="1"/>
       <w:numFmt w:val="lowerLetter"/>
@@ -11254,120 +11493,120 @@
       </w:rPr>
     </w:lvl>
   </w:abstractNum>
-  <w:abstractNum w:abstractNumId="16" w15:restartNumberingAfterBreak="0">
+  <w:abstractNum w:abstractNumId="17" w15:restartNumberingAfterBreak="0">
     <w:nsid w:val="59C11543"/>
     <w:multiLevelType w:val="hybridMultilevel"/>
-    <w:tmpl w:val="6EEE1BB8"/>
-    <w:lvl w:ilvl="0" w:tplc="240A0001">
+    <w:tmpl w:val="BCB2756A"/>
+    <w:lvl w:ilvl="0" w:tplc="240A0017">
+      <w:start w:val="1"/>
+      <w:numFmt w:val="lowerLetter"/>
+      <w:lvlText w:val="%1)"/>
+      <w:lvlJc w:val="left"/>
+      <w:pPr>
+        <w:ind w:left="1429" w:hanging="360"/>
+      </w:pPr>
+      <w:rPr>
+        <w:rFonts w:hint="default"/>
+      </w:rPr>
+    </w:lvl>
+    <w:lvl w:ilvl="1" w:tplc="240A0003" w:tentative="1">
+      <w:start w:val="1"/>
+      <w:numFmt w:val="bullet"/>
+      <w:lvlText w:val="o"/>
+      <w:lvlJc w:val="left"/>
+      <w:pPr>
+        <w:ind w:left="2149" w:hanging="360"/>
+      </w:pPr>
+      <w:rPr>
+        <w:rFonts w:ascii="Courier New" w:hAnsi="Courier New" w:cs="Courier New" w:hint="default"/>
+      </w:rPr>
+    </w:lvl>
+    <w:lvl w:ilvl="2" w:tplc="240A0005" w:tentative="1">
+      <w:start w:val="1"/>
+      <w:numFmt w:val="bullet"/>
+      <w:lvlText w:val=""/>
+      <w:lvlJc w:val="left"/>
+      <w:pPr>
+        <w:ind w:left="2869" w:hanging="360"/>
+      </w:pPr>
+      <w:rPr>
+        <w:rFonts w:ascii="Wingdings" w:hAnsi="Wingdings" w:hint="default"/>
+      </w:rPr>
+    </w:lvl>
+    <w:lvl w:ilvl="3" w:tplc="240A0001" w:tentative="1">
       <w:start w:val="1"/>
       <w:numFmt w:val="bullet"/>
       <w:lvlText w:val=""/>
       <w:lvlJc w:val="left"/>
       <w:pPr>
-        <w:ind w:left="1429" w:hanging="360"/>
+        <w:ind w:left="3589" w:hanging="360"/>
       </w:pPr>
       <w:rPr>
         <w:rFonts w:ascii="Symbol" w:hAnsi="Symbol" w:hint="default"/>
       </w:rPr>
     </w:lvl>
-    <w:lvl w:ilvl="1" w:tplc="240A0003" w:tentative="1">
+    <w:lvl w:ilvl="4" w:tplc="240A0003" w:tentative="1">
       <w:start w:val="1"/>
       <w:numFmt w:val="bullet"/>
       <w:lvlText w:val="o"/>
       <w:lvlJc w:val="left"/>
       <w:pPr>
-        <w:ind w:left="2149" w:hanging="360"/>
+        <w:ind w:left="4309" w:hanging="360"/>
       </w:pPr>
       <w:rPr>
         <w:rFonts w:ascii="Courier New" w:hAnsi="Courier New" w:cs="Courier New" w:hint="default"/>
       </w:rPr>
     </w:lvl>
-    <w:lvl w:ilvl="2" w:tplc="240A0005" w:tentative="1">
+    <w:lvl w:ilvl="5" w:tplc="240A0005" w:tentative="1">
       <w:start w:val="1"/>
       <w:numFmt w:val="bullet"/>
       <w:lvlText w:val=""/>
       <w:lvlJc w:val="left"/>
       <w:pPr>
-        <w:ind w:left="2869" w:hanging="360"/>
+        <w:ind w:left="5029" w:hanging="360"/>
       </w:pPr>
       <w:rPr>
         <w:rFonts w:ascii="Wingdings" w:hAnsi="Wingdings" w:hint="default"/>
       </w:rPr>
     </w:lvl>
-    <w:lvl w:ilvl="3" w:tplc="240A0001" w:tentative="1">
+    <w:lvl w:ilvl="6" w:tplc="240A0001" w:tentative="1">
       <w:start w:val="1"/>
       <w:numFmt w:val="bullet"/>
       <w:lvlText w:val=""/>
       <w:lvlJc w:val="left"/>
       <w:pPr>
-        <w:ind w:left="3589" w:hanging="360"/>
+        <w:ind w:left="5749" w:hanging="360"/>
       </w:pPr>
       <w:rPr>
         <w:rFonts w:ascii="Symbol" w:hAnsi="Symbol" w:hint="default"/>
       </w:rPr>
     </w:lvl>
-    <w:lvl w:ilvl="4" w:tplc="240A0003" w:tentative="1">
+    <w:lvl w:ilvl="7" w:tplc="240A0003" w:tentative="1">
       <w:start w:val="1"/>
       <w:numFmt w:val="bullet"/>
       <w:lvlText w:val="o"/>
       <w:lvlJc w:val="left"/>
       <w:pPr>
-        <w:ind w:left="4309" w:hanging="360"/>
+        <w:ind w:left="6469" w:hanging="360"/>
       </w:pPr>
       <w:rPr>
         <w:rFonts w:ascii="Courier New" w:hAnsi="Courier New" w:cs="Courier New" w:hint="default"/>
       </w:rPr>
     </w:lvl>
-    <w:lvl w:ilvl="5" w:tplc="240A0005" w:tentative="1">
+    <w:lvl w:ilvl="8" w:tplc="240A0005" w:tentative="1">
       <w:start w:val="1"/>
       <w:numFmt w:val="bullet"/>
       <w:lvlText w:val=""/>
       <w:lvlJc w:val="left"/>
       <w:pPr>
-        <w:ind w:left="5029" w:hanging="360"/>
+        <w:ind w:left="7189" w:hanging="360"/>
       </w:pPr>
       <w:rPr>
         <w:rFonts w:ascii="Wingdings" w:hAnsi="Wingdings" w:hint="default"/>
       </w:rPr>
     </w:lvl>
-    <w:lvl w:ilvl="6" w:tplc="240A0001" w:tentative="1">
-      <w:start w:val="1"/>
-      <w:numFmt w:val="bullet"/>
-      <w:lvlText w:val=""/>
-      <w:lvlJc w:val="left"/>
-      <w:pPr>
-        <w:ind w:left="5749" w:hanging="360"/>
-      </w:pPr>
-      <w:rPr>
-        <w:rFonts w:ascii="Symbol" w:hAnsi="Symbol" w:hint="default"/>
-      </w:rPr>
-    </w:lvl>
-    <w:lvl w:ilvl="7" w:tplc="240A0003" w:tentative="1">
-      <w:start w:val="1"/>
-      <w:numFmt w:val="bullet"/>
-      <w:lvlText w:val="o"/>
-      <w:lvlJc w:val="left"/>
-      <w:pPr>
-        <w:ind w:left="6469" w:hanging="360"/>
-      </w:pPr>
-      <w:rPr>
-        <w:rFonts w:ascii="Courier New" w:hAnsi="Courier New" w:cs="Courier New" w:hint="default"/>
-      </w:rPr>
-    </w:lvl>
-    <w:lvl w:ilvl="8" w:tplc="240A0005" w:tentative="1">
-      <w:start w:val="1"/>
-      <w:numFmt w:val="bullet"/>
-      <w:lvlText w:val=""/>
-      <w:lvlJc w:val="left"/>
-      <w:pPr>
-        <w:ind w:left="7189" w:hanging="360"/>
-      </w:pPr>
-      <w:rPr>
-        <w:rFonts w:ascii="Wingdings" w:hAnsi="Wingdings" w:hint="default"/>
-      </w:rPr>
-    </w:lvl>
   </w:abstractNum>
-  <w:abstractNum w:abstractNumId="17" w15:restartNumberingAfterBreak="0">
+  <w:abstractNum w:abstractNumId="18" w15:restartNumberingAfterBreak="0">
     <w:nsid w:val="5E8A1AD8"/>
     <w:multiLevelType w:val="hybridMultilevel"/>
     <w:tmpl w:val="C5528EC6"/>
@@ -11480,7 +11719,7 @@
       </w:rPr>
     </w:lvl>
   </w:abstractNum>
-  <w:abstractNum w:abstractNumId="18" w15:restartNumberingAfterBreak="0">
+  <w:abstractNum w:abstractNumId="19" w15:restartNumberingAfterBreak="0">
     <w:nsid w:val="66121265"/>
     <w:multiLevelType w:val="hybridMultilevel"/>
     <w:tmpl w:val="9D4289C6"/>
@@ -11593,7 +11832,7 @@
       </w:rPr>
     </w:lvl>
   </w:abstractNum>
-  <w:abstractNum w:abstractNumId="19" w15:restartNumberingAfterBreak="0">
+  <w:abstractNum w:abstractNumId="20" w15:restartNumberingAfterBreak="0">
     <w:nsid w:val="69B51C97"/>
     <w:multiLevelType w:val="hybridMultilevel"/>
     <w:tmpl w:val="E4D0ACBE"/>
@@ -11706,7 +11945,7 @@
       </w:rPr>
     </w:lvl>
   </w:abstractNum>
-  <w:abstractNum w:abstractNumId="20" w15:restartNumberingAfterBreak="0">
+  <w:abstractNum w:abstractNumId="21" w15:restartNumberingAfterBreak="0">
     <w:nsid w:val="6A8F301A"/>
     <w:multiLevelType w:val="hybridMultilevel"/>
     <w:tmpl w:val="1256E668"/>
@@ -11819,7 +12058,7 @@
       </w:rPr>
     </w:lvl>
   </w:abstractNum>
-  <w:abstractNum w:abstractNumId="21" w15:restartNumberingAfterBreak="0">
+  <w:abstractNum w:abstractNumId="22" w15:restartNumberingAfterBreak="0">
     <w:nsid w:val="70567106"/>
     <w:multiLevelType w:val="hybridMultilevel"/>
     <w:tmpl w:val="A708811A"/>
@@ -11905,7 +12144,7 @@
       </w:pPr>
     </w:lvl>
   </w:abstractNum>
-  <w:abstractNum w:abstractNumId="22" w15:restartNumberingAfterBreak="0">
+  <w:abstractNum w:abstractNumId="23" w15:restartNumberingAfterBreak="0">
     <w:nsid w:val="743558E5"/>
     <w:multiLevelType w:val="hybridMultilevel"/>
     <w:tmpl w:val="F6AE1BA6"/>
@@ -11997,7 +12236,7 @@
       </w:pPr>
     </w:lvl>
   </w:abstractNum>
-  <w:abstractNum w:abstractNumId="23" w15:restartNumberingAfterBreak="0">
+  <w:abstractNum w:abstractNumId="24" w15:restartNumberingAfterBreak="0">
     <w:nsid w:val="77FF3BF9"/>
     <w:multiLevelType w:val="hybridMultilevel"/>
     <w:tmpl w:val="FEF832F0"/>
@@ -12084,7 +12323,7 @@
       </w:pPr>
     </w:lvl>
   </w:abstractNum>
-  <w:abstractNum w:abstractNumId="24" w15:restartNumberingAfterBreak="0">
+  <w:abstractNum w:abstractNumId="25" w15:restartNumberingAfterBreak="0">
     <w:nsid w:val="7C161D1C"/>
     <w:multiLevelType w:val="multilevel"/>
     <w:tmpl w:val="E012A62A"/>
@@ -12172,25 +12411,25 @@
     </w:lvl>
   </w:abstractNum>
   <w:num w:numId="1">
-    <w:abstractNumId w:val="24"/>
+    <w:abstractNumId w:val="25"/>
   </w:num>
   <w:num w:numId="2">
     <w:abstractNumId w:val="0"/>
   </w:num>
   <w:num w:numId="3">
-    <w:abstractNumId w:val="13"/>
+    <w:abstractNumId w:val="14"/>
   </w:num>
   <w:num w:numId="4">
-    <w:abstractNumId w:val="10"/>
+    <w:abstractNumId w:val="11"/>
   </w:num>
   <w:num w:numId="5">
+    <w:abstractNumId w:val="24"/>
+  </w:num>
+  <w:num w:numId="6">
     <w:abstractNumId w:val="23"/>
   </w:num>
-  <w:num w:numId="6">
+  <w:num w:numId="7">
     <w:abstractNumId w:val="22"/>
-  </w:num>
-  <w:num w:numId="7">
-    <w:abstractNumId w:val="21"/>
   </w:num>
   <w:num w:numId="8">
     <w:abstractNumId w:val="4"/>
@@ -12199,37 +12438,37 @@
     <w:abstractNumId w:val="5"/>
   </w:num>
   <w:num w:numId="10">
-    <w:abstractNumId w:val="19"/>
+    <w:abstractNumId w:val="20"/>
   </w:num>
   <w:num w:numId="11">
     <w:abstractNumId w:val="6"/>
   </w:num>
   <w:num w:numId="12">
+    <w:abstractNumId w:val="9"/>
+  </w:num>
+  <w:num w:numId="13">
+    <w:abstractNumId w:val="19"/>
+  </w:num>
+  <w:num w:numId="14">
+    <w:abstractNumId w:val="21"/>
+  </w:num>
+  <w:num w:numId="15">
     <w:abstractNumId w:val="8"/>
   </w:num>
-  <w:num w:numId="13">
+  <w:num w:numId="16">
     <w:abstractNumId w:val="18"/>
   </w:num>
-  <w:num w:numId="14">
-    <w:abstractNumId w:val="20"/>
+  <w:num w:numId="17">
+    <w:abstractNumId w:val="15"/>
   </w:num>
-  <w:num w:numId="15">
-    <w:abstractNumId w:val="7"/>
-  </w:num>
-  <w:num w:numId="16">
+  <w:num w:numId="18">
     <w:abstractNumId w:val="17"/>
   </w:num>
-  <w:num w:numId="17">
-    <w:abstractNumId w:val="14"/>
-  </w:num>
-  <w:num w:numId="18">
+  <w:num w:numId="19">
     <w:abstractNumId w:val="16"/>
   </w:num>
-  <w:num w:numId="19">
-    <w:abstractNumId w:val="15"/>
-  </w:num>
   <w:num w:numId="20">
-    <w:abstractNumId w:val="11"/>
+    <w:abstractNumId w:val="12"/>
   </w:num>
   <w:num w:numId="21">
     <w:abstractNumId w:val="1"/>
@@ -12238,13 +12477,16 @@
     <w:abstractNumId w:val="3"/>
   </w:num>
   <w:num w:numId="23">
-    <w:abstractNumId w:val="9"/>
+    <w:abstractNumId w:val="10"/>
   </w:num>
   <w:num w:numId="24">
-    <w:abstractNumId w:val="12"/>
+    <w:abstractNumId w:val="13"/>
   </w:num>
   <w:num w:numId="25">
     <w:abstractNumId w:val="2"/>
+  </w:num>
+  <w:num w:numId="26">
+    <w:abstractNumId w:val="7"/>
   </w:num>
   <w:numIdMacAtCleanup w:val="25"/>
 </w:numbering>
@@ -13958,26 +14200,6 @@
 </file>
 
 <file path=customXml/item1.xml><?xml version="1.0" encoding="utf-8"?>
-<p:properties xmlns:p="http://schemas.microsoft.com/office/2006/metadata/properties" xmlns:xsi="http://www.w3.org/2001/XMLSchema-instance" xmlns:pc="http://schemas.microsoft.com/office/infopath/2007/PartnerControls">
-  <documentManagement>
-    <TaxCatchAll xmlns="13c90a0b-73bc-4dc0-be5f-28d77b615beb" xsi:nil="true"/>
-    <lcf76f155ced4ddcb4097134ff3c332f xmlns="13c93bba-48ce-428c-bfe5-88b42c19b028">
-      <Terms xmlns="http://schemas.microsoft.com/office/infopath/2007/PartnerControls"/>
-    </lcf76f155ced4ddcb4097134ff3c332f>
-  </documentManagement>
-</p:properties>
-</file>
-
-<file path=customXml/item2.xml><?xml version="1.0" encoding="utf-8"?>
-<?mso-contentType ?>
-<FormTemplates xmlns="http://schemas.microsoft.com/sharepoint/v3/contenttype/forms">
-  <Display>DocumentLibraryForm</Display>
-  <Edit>DocumentLibraryForm</Edit>
-  <New>DocumentLibraryForm</New>
-</FormTemplates>
-</file>
-
-<file path=customXml/item3.xml><?xml version="1.0" encoding="utf-8"?>
 <ct:contentTypeSchema xmlns:ct="http://schemas.microsoft.com/office/2006/metadata/contentType" xmlns:ma="http://schemas.microsoft.com/office/2006/metadata/properties/metaAttributes" ct:_="" ma:_="" ma:contentTypeName="Documento" ma:contentTypeID="0x0101006A81D6BD42E8DF4C91013959704817E1" ma:contentTypeVersion="15" ma:contentTypeDescription="Crear nuevo documento." ma:contentTypeScope="" ma:versionID="bf4f72ffd194f0963ff564daca6869f7">
   <xsd:schema xmlns:xsd="http://www.w3.org/2001/XMLSchema" xmlns:xs="http://www.w3.org/2001/XMLSchema" xmlns:p="http://schemas.microsoft.com/office/2006/metadata/properties" xmlns:ns2="13c90a0b-73bc-4dc0-be5f-28d77b615beb" xmlns:ns3="13c93bba-48ce-428c-bfe5-88b42c19b028" targetNamespace="http://schemas.microsoft.com/office/2006/metadata/properties" ma:root="true" ma:fieldsID="8718d6f4873a5b1392a45044efa78385" ns2:_="" ns3:_="">
     <xsd:import namespace="13c90a0b-73bc-4dc0-be5f-28d77b615beb"/>
@@ -14212,30 +14434,31 @@
 </ct:contentTypeSchema>
 </file>
 
+<file path=customXml/item2.xml><?xml version="1.0" encoding="utf-8"?>
+<p:properties xmlns:p="http://schemas.microsoft.com/office/2006/metadata/properties" xmlns:xsi="http://www.w3.org/2001/XMLSchema-instance" xmlns:pc="http://schemas.microsoft.com/office/infopath/2007/PartnerControls">
+  <documentManagement>
+    <TaxCatchAll xmlns="13c90a0b-73bc-4dc0-be5f-28d77b615beb" xsi:nil="true"/>
+    <lcf76f155ced4ddcb4097134ff3c332f xmlns="13c93bba-48ce-428c-bfe5-88b42c19b028">
+      <Terms xmlns="http://schemas.microsoft.com/office/infopath/2007/PartnerControls"/>
+    </lcf76f155ced4ddcb4097134ff3c332f>
+  </documentManagement>
+</p:properties>
+</file>
+
+<file path=customXml/item3.xml><?xml version="1.0" encoding="utf-8"?>
+<?mso-contentType ?>
+<FormTemplates xmlns="http://schemas.microsoft.com/sharepoint/v3/contenttype/forms">
+  <Display>DocumentLibraryForm</Display>
+  <Edit>DocumentLibraryForm</Edit>
+  <New>DocumentLibraryForm</New>
+</FormTemplates>
+</file>
+
 <file path=customXml/item4.xml><?xml version="1.0" encoding="utf-8"?>
 <b:Sources xmlns:b="http://schemas.openxmlformats.org/officeDocument/2006/bibliography" xmlns="http://schemas.openxmlformats.org/officeDocument/2006/bibliography" SelectedStyle="\APASixthEditionOfficeOnline.xsl" StyleName="APA" Version="6"/>
 </file>
 
 <file path=customXml/itemProps1.xml><?xml version="1.0" encoding="utf-8"?>
-<ds:datastoreItem xmlns:ds="http://schemas.openxmlformats.org/officeDocument/2006/customXml" ds:itemID="{71C2E852-6344-4367-8D90-829EA267A258}">
-  <ds:schemaRefs>
-    <ds:schemaRef ds:uri="http://schemas.microsoft.com/office/2006/metadata/properties"/>
-    <ds:schemaRef ds:uri="http://schemas.microsoft.com/office/infopath/2007/PartnerControls"/>
-    <ds:schemaRef ds:uri="13c90a0b-73bc-4dc0-be5f-28d77b615beb"/>
-    <ds:schemaRef ds:uri="13c93bba-48ce-428c-bfe5-88b42c19b028"/>
-  </ds:schemaRefs>
-</ds:datastoreItem>
-</file>
-
-<file path=customXml/itemProps2.xml><?xml version="1.0" encoding="utf-8"?>
-<ds:datastoreItem xmlns:ds="http://schemas.openxmlformats.org/officeDocument/2006/customXml" ds:itemID="{EECDA65A-411F-4D23-8253-83116CF63642}">
-  <ds:schemaRefs>
-    <ds:schemaRef ds:uri="http://schemas.microsoft.com/sharepoint/v3/contenttype/forms"/>
-  </ds:schemaRefs>
-</ds:datastoreItem>
-</file>
-
-<file path=customXml/itemProps3.xml><?xml version="1.0" encoding="utf-8"?>
 <ds:datastoreItem xmlns:ds="http://schemas.openxmlformats.org/officeDocument/2006/customXml" ds:itemID="{797C4624-4424-4275-835C-2921CC37663A}">
   <ds:schemaRefs>
     <ds:schemaRef ds:uri="http://schemas.microsoft.com/office/2006/metadata/contentType"/>
@@ -14254,8 +14477,27 @@
 </ds:datastoreItem>
 </file>
 
+<file path=customXml/itemProps2.xml><?xml version="1.0" encoding="utf-8"?>
+<ds:datastoreItem xmlns:ds="http://schemas.openxmlformats.org/officeDocument/2006/customXml" ds:itemID="{71C2E852-6344-4367-8D90-829EA267A258}">
+  <ds:schemaRefs>
+    <ds:schemaRef ds:uri="http://schemas.microsoft.com/office/2006/metadata/properties"/>
+    <ds:schemaRef ds:uri="http://schemas.microsoft.com/office/infopath/2007/PartnerControls"/>
+    <ds:schemaRef ds:uri="13c90a0b-73bc-4dc0-be5f-28d77b615beb"/>
+    <ds:schemaRef ds:uri="13c93bba-48ce-428c-bfe5-88b42c19b028"/>
+  </ds:schemaRefs>
+</ds:datastoreItem>
+</file>
+
+<file path=customXml/itemProps3.xml><?xml version="1.0" encoding="utf-8"?>
+<ds:datastoreItem xmlns:ds="http://schemas.openxmlformats.org/officeDocument/2006/customXml" ds:itemID="{EECDA65A-411F-4D23-8253-83116CF63642}">
+  <ds:schemaRefs>
+    <ds:schemaRef ds:uri="http://schemas.microsoft.com/sharepoint/v3/contenttype/forms"/>
+  </ds:schemaRefs>
+</ds:datastoreItem>
+</file>
+
 <file path=customXml/itemProps4.xml><?xml version="1.0" encoding="utf-8"?>
-<ds:datastoreItem xmlns:ds="http://schemas.openxmlformats.org/officeDocument/2006/customXml" ds:itemID="{079A38D4-32C6-4004-A7B0-8308E9BE5E51}">
+<ds:datastoreItem xmlns:ds="http://schemas.openxmlformats.org/officeDocument/2006/customXml" ds:itemID="{48F904C8-BD02-4165-B6A6-4EB4CDABC083}">
   <ds:schemaRefs>
     <ds:schemaRef ds:uri="http://schemas.openxmlformats.org/officeDocument/2006/bibliography"/>
   </ds:schemaRefs>
